--- a/public/assets/files/stacjonarne/AMM.docx
+++ b/public/assets/files/stacjonarne/AMM.docx
@@ -523,6 +523,7 @@
                 <w:i w:val="0"/>
                 <w:sz w:val="22"/>
               </w:rPr>
+              <w:t>I</w:t>
             </w:r>
           </w:p>
         </w:tc>
@@ -560,6 +561,7 @@
                 <w:i w:val="0"/>
                 <w:sz w:val="22"/>
               </w:rPr>
+              <w:t>specjalizacyjny</w:t>
             </w:r>
           </w:p>
         </w:tc>

--- a/public/assets/files/stacjonarne/AMM.docx
+++ b/public/assets/files/stacjonarne/AMM.docx
@@ -144,7 +144,7 @@
                 <w:i w:val="0"/>
                 <w:sz w:val="22"/>
               </w:rPr>
-              <w:t>26.02.2026</w:t>
+              <w:t>07.03.2026</w:t>
             </w:r>
           </w:p>
         </w:tc>
@@ -1640,6 +1640,18 @@
               <w:t>8. Ocena końcowa przedmiotu: średnia ważona oceny z egzaminu (60%) i oceny z laboratorium (40%).</w:t>
             </w:r>
           </w:p>
+          <w:p>
+            <w:pPr>
+              <w:spacing w:before="20" w:after="20"/>
+            </w:pPr>
+            <w:r>
+              <w:rPr>
+                <w:rFonts w:ascii="Aptos" w:hAnsi="Aptos"/>
+                <w:sz w:val="22"/>
+              </w:rPr>
+              <w:t>9. Ocena końcowa przedmiotu: średnia ważona oceny z egzaminu (60%) i oceny z laboratorium (40%).</w:t>
+            </w:r>
+          </w:p>
         </w:tc>
         <w:tc>
           <w:tcPr>
@@ -1739,6 +1751,18 @@
                 <w:sz w:val="22"/>
               </w:rPr>
               <w:t>8. Ocena końcowa przedmiotu: średnia ważona oceny z egzaminu (60%) i oceny z laboratorium (40%).</w:t>
+            </w:r>
+          </w:p>
+          <w:p>
+            <w:pPr>
+              <w:spacing w:before="20" w:after="20"/>
+            </w:pPr>
+            <w:r>
+              <w:rPr>
+                <w:rFonts w:ascii="Aptos" w:hAnsi="Aptos"/>
+                <w:sz w:val="22"/>
+              </w:rPr>
+              <w:t>9. Ocena końcowa przedmiotu: średnia ważona oceny z egzaminu (60%) i oceny z laboratorium (40%).</w:t>
             </w:r>
           </w:p>
         </w:tc>

--- a/public/assets/files/stacjonarne/AMM.docx
+++ b/public/assets/files/stacjonarne/AMM.docx
@@ -1640,18 +1640,6 @@
               <w:t>8. Ocena końcowa przedmiotu: średnia ważona oceny z egzaminu (60%) i oceny z laboratorium (40%).</w:t>
             </w:r>
           </w:p>
-          <w:p>
-            <w:pPr>
-              <w:spacing w:before="20" w:after="20"/>
-            </w:pPr>
-            <w:r>
-              <w:rPr>
-                <w:rFonts w:ascii="Aptos" w:hAnsi="Aptos"/>
-                <w:sz w:val="22"/>
-              </w:rPr>
-              <w:t>9. Ocena końcowa przedmiotu: średnia ważona oceny z egzaminu (60%) i oceny z laboratorium (40%).</w:t>
-            </w:r>
-          </w:p>
         </w:tc>
         <w:tc>
           <w:tcPr>
@@ -1751,18 +1739,6 @@
                 <w:sz w:val="22"/>
               </w:rPr>
               <w:t>8. Ocena końcowa przedmiotu: średnia ważona oceny z egzaminu (60%) i oceny z laboratorium (40%).</w:t>
-            </w:r>
-          </w:p>
-          <w:p>
-            <w:pPr>
-              <w:spacing w:before="20" w:after="20"/>
-            </w:pPr>
-            <w:r>
-              <w:rPr>
-                <w:rFonts w:ascii="Aptos" w:hAnsi="Aptos"/>
-                <w:sz w:val="22"/>
-              </w:rPr>
-              <w:t>9. Ocena końcowa przedmiotu: średnia ważona oceny z egzaminu (60%) i oceny z laboratorium (40%).</w:t>
             </w:r>
           </w:p>
         </w:tc>

--- a/public/assets/files/stacjonarne/AMM.docx
+++ b/public/assets/files/stacjonarne/AMM.docx
@@ -542,7 +542,7 @@
                 <w:i w:val="0"/>
                 <w:sz w:val="22"/>
               </w:rPr>
-              <w:t>stacjonarny</w:t>
+              <w:t>niestacjonarny</w:t>
             </w:r>
           </w:p>
         </w:tc>
@@ -681,12 +681,22 @@
         <w:tblW w:w="5000" w:type="pct"/>
       </w:tblPr>
       <w:tblGrid>
-        <w:gridCol w:w="9972"/>
+        <w:gridCol w:w="997"/>
+        <w:gridCol w:w="997"/>
+        <w:gridCol w:w="997"/>
+        <w:gridCol w:w="997"/>
+        <w:gridCol w:w="997"/>
+        <w:gridCol w:w="997"/>
+        <w:gridCol w:w="997"/>
+        <w:gridCol w:w="997"/>
+        <w:gridCol w:w="997"/>
+        <w:gridCol w:w="997"/>
       </w:tblGrid>
       <w:tr>
         <w:tc>
           <w:tcPr>
-            <w:tcW w:type="dxa" w:w="9972"/>
+            <w:tcW w:type="dxa" w:w="9970"/>
+            <w:gridSpan w:val="10"/>
             <w:shd w:val="clear" w:color="auto" w:fill="D9D9D9"/>
           </w:tcPr>
           <w:p>
@@ -705,31 +715,34 @@
           </w:p>
         </w:tc>
       </w:tr>
-    </w:tbl>
-    <w:tbl>
-      <w:tblPr>
-        <w:tblW w:type="auto" w:w="0"/>
-        <w:tblLook w:firstColumn="1" w:firstRow="1" w:lastColumn="0" w:lastRow="0" w:noHBand="0" w:noVBand="1" w:val="04A0"/>
-        <w:tblBorders>
-          <w:top w:val="single" w:sz="4" w:space="0" w:color="000000"/>
-          <w:left w:val="single" w:sz="4" w:space="0" w:color="000000"/>
-          <w:bottom w:val="single" w:sz="4" w:space="0" w:color="000000"/>
-          <w:right w:val="single" w:sz="4" w:space="0" w:color="000000"/>
-          <w:insideH w:val="single" w:sz="4" w:space="0" w:color="000000"/>
-          <w:insideV w:val="single" w:sz="4" w:space="0" w:color="000000"/>
-        </w:tblBorders>
-        <w:tblW w:w="5000" w:type="pct"/>
-      </w:tblPr>
-      <w:tblGrid>
-        <w:gridCol w:w="2493"/>
-        <w:gridCol w:w="2493"/>
-        <w:gridCol w:w="2493"/>
-        <w:gridCol w:w="2493"/>
-      </w:tblGrid>
       <w:tr>
         <w:tc>
           <w:tcPr>
-            <w:tcW w:type="dxa" w:w="2493"/>
+            <w:tcW w:type="dxa" w:w="9970"/>
+            <w:gridSpan w:val="10"/>
+            <w:shd w:val="clear" w:color="auto" w:fill="D9D9D9"/>
+          </w:tcPr>
+          <w:p>
+            <w:pPr>
+              <w:spacing w:before="20" w:after="20"/>
+            </w:pPr>
+            <w:r>
+              <w:rPr>
+                <w:rFonts w:ascii="Aptos" w:hAnsi="Aptos"/>
+                <w:b w:val="0"/>
+                <w:i w:val="0"/>
+                <w:sz w:val="16"/>
+              </w:rPr>
+              <w:t>Wymiar godzinowy (liczba godzin w semestrze)</w:t>
+            </w:r>
+          </w:p>
+        </w:tc>
+      </w:tr>
+      <w:tr>
+        <w:tc>
+          <w:tcPr>
+            <w:tcW w:type="dxa" w:w="1994"/>
+            <w:gridSpan w:val="2"/>
             <w:shd w:val="clear" w:color="auto" w:fill="D9D9D9"/>
           </w:tcPr>
           <w:p>
@@ -749,7 +762,8 @@
         </w:tc>
         <w:tc>
           <w:tcPr>
-            <w:tcW w:type="dxa" w:w="2493"/>
+            <w:tcW w:type="dxa" w:w="2991"/>
+            <w:gridSpan w:val="3"/>
             <w:shd w:val="clear" w:color="auto" w:fill="D9D9D9"/>
           </w:tcPr>
           <w:p>
@@ -769,7 +783,8 @@
         </w:tc>
         <w:tc>
           <w:tcPr>
-            <w:tcW w:type="dxa" w:w="2493"/>
+            <w:tcW w:type="dxa" w:w="2991"/>
+            <w:gridSpan w:val="3"/>
             <w:shd w:val="clear" w:color="auto" w:fill="D9D9D9"/>
           </w:tcPr>
           <w:p>
@@ -789,7 +804,8 @@
         </w:tc>
         <w:tc>
           <w:tcPr>
-            <w:tcW w:type="dxa" w:w="2493"/>
+            <w:tcW w:type="dxa" w:w="1994"/>
+            <w:gridSpan w:val="2"/>
             <w:shd w:val="clear" w:color="auto" w:fill="D9D9D9"/>
           </w:tcPr>
           <w:p>
@@ -811,7 +827,8 @@
       <w:tr>
         <w:tc>
           <w:tcPr>
-            <w:tcW w:type="dxa" w:w="2493"/>
+            <w:tcW w:type="dxa" w:w="1994"/>
+            <w:gridSpan w:val="2"/>
           </w:tcPr>
           <w:p>
             <w:pPr>
@@ -824,13 +841,14 @@
                 <w:i w:val="0"/>
                 <w:sz w:val="22"/>
               </w:rPr>
-              <w:t>30</w:t>
+              <w:t>16</w:t>
             </w:r>
           </w:p>
         </w:tc>
         <w:tc>
           <w:tcPr>
-            <w:tcW w:type="dxa" w:w="2493"/>
+            <w:tcW w:type="dxa" w:w="2991"/>
+            <w:gridSpan w:val="3"/>
           </w:tcPr>
           <w:p>
             <w:pPr>
@@ -843,13 +861,14 @@
                 <w:i w:val="0"/>
                 <w:sz w:val="22"/>
               </w:rPr>
-              <w:t>30</w:t>
+              <w:t>16</w:t>
             </w:r>
           </w:p>
         </w:tc>
         <w:tc>
           <w:tcPr>
-            <w:tcW w:type="dxa" w:w="2493"/>
+            <w:tcW w:type="dxa" w:w="2991"/>
+            <w:gridSpan w:val="3"/>
           </w:tcPr>
           <w:p>
             <w:pPr>
@@ -868,7 +887,8 @@
         </w:tc>
         <w:tc>
           <w:tcPr>
-            <w:tcW w:type="dxa" w:w="2493"/>
+            <w:tcW w:type="dxa" w:w="1994"/>
+            <w:gridSpan w:val="2"/>
           </w:tcPr>
           <w:p>
             <w:pPr>
@@ -886,30 +906,34 @@
           </w:p>
         </w:tc>
       </w:tr>
-    </w:tbl>
-    <w:tbl>
-      <w:tblPr>
-        <w:tblW w:type="auto" w:w="0"/>
-        <w:tblLook w:firstColumn="1" w:firstRow="1" w:lastColumn="0" w:lastRow="0" w:noHBand="0" w:noVBand="1" w:val="04A0"/>
-        <w:tblBorders>
-          <w:top w:val="single" w:sz="4" w:space="0" w:color="000000"/>
-          <w:left w:val="single" w:sz="4" w:space="0" w:color="000000"/>
-          <w:bottom w:val="single" w:sz="4" w:space="0" w:color="000000"/>
-          <w:right w:val="single" w:sz="4" w:space="0" w:color="000000"/>
-          <w:insideH w:val="single" w:sz="4" w:space="0" w:color="000000"/>
-          <w:insideV w:val="single" w:sz="4" w:space="0" w:color="000000"/>
-        </w:tblBorders>
-        <w:tblW w:w="5000" w:type="pct"/>
-      </w:tblPr>
-      <w:tblGrid>
-        <w:gridCol w:w="3324"/>
-        <w:gridCol w:w="3324"/>
-        <w:gridCol w:w="3324"/>
-      </w:tblGrid>
       <w:tr>
         <w:tc>
           <w:tcPr>
-            <w:tcW w:type="dxa" w:w="3324"/>
+            <w:tcW w:type="dxa" w:w="9970"/>
+            <w:gridSpan w:val="10"/>
+            <w:shd w:val="clear" w:color="auto" w:fill="D9D9D9"/>
+          </w:tcPr>
+          <w:p>
+            <w:pPr>
+              <w:spacing w:before="20" w:after="20"/>
+            </w:pPr>
+            <w:r>
+              <w:rPr>
+                <w:rFonts w:ascii="Aptos" w:hAnsi="Aptos"/>
+                <w:b/>
+                <w:i w:val="0"/>
+                <w:sz w:val="22"/>
+              </w:rPr>
+              <w:t>Bilans ECTS</w:t>
+            </w:r>
+          </w:p>
+        </w:tc>
+      </w:tr>
+      <w:tr>
+        <w:tc>
+          <w:tcPr>
+            <w:tcW w:type="dxa" w:w="4985"/>
+            <w:gridSpan w:val="5"/>
             <w:shd w:val="clear" w:color="auto" w:fill="D9D9D9"/>
           </w:tcPr>
           <w:p>
@@ -929,7 +953,8 @@
         </w:tc>
         <w:tc>
           <w:tcPr>
-            <w:tcW w:type="dxa" w:w="3324"/>
+            <w:tcW w:type="dxa" w:w="2991"/>
+            <w:gridSpan w:val="3"/>
             <w:shd w:val="clear" w:color="auto" w:fill="D9D9D9"/>
           </w:tcPr>
           <w:p>
@@ -949,7 +974,8 @@
         </w:tc>
         <w:tc>
           <w:tcPr>
-            <w:tcW w:type="dxa" w:w="3324"/>
+            <w:tcW w:type="dxa" w:w="1994"/>
+            <w:gridSpan w:val="2"/>
             <w:shd w:val="clear" w:color="auto" w:fill="D9D9D9"/>
           </w:tcPr>
           <w:p>
@@ -971,7 +997,8 @@
       <w:tr>
         <w:tc>
           <w:tcPr>
-            <w:tcW w:type="dxa" w:w="3324"/>
+            <w:tcW w:type="dxa" w:w="4985"/>
+            <w:gridSpan w:val="5"/>
           </w:tcPr>
           <w:p>
             <w:pPr>
@@ -990,7 +1017,8 @@
         </w:tc>
         <w:tc>
           <w:tcPr>
-            <w:tcW w:type="dxa" w:w="3324"/>
+            <w:tcW w:type="dxa" w:w="2991"/>
+            <w:gridSpan w:val="3"/>
           </w:tcPr>
           <w:p>
             <w:pPr>
@@ -1003,13 +1031,14 @@
                 <w:i w:val="0"/>
                 <w:sz w:val="22"/>
               </w:rPr>
-              <w:t>60</w:t>
+              <w:t>32</w:t>
             </w:r>
           </w:p>
         </w:tc>
         <w:tc>
           <w:tcPr>
-            <w:tcW w:type="dxa" w:w="3324"/>
+            <w:tcW w:type="dxa" w:w="1994"/>
+            <w:gridSpan w:val="2"/>
           </w:tcPr>
           <w:p>
             <w:pPr>
@@ -1022,7 +1051,7 @@
                 <w:i w:val="0"/>
                 <w:sz w:val="22"/>
               </w:rPr>
-              <w:t>2.4</w:t>
+              <w:t>1.3</w:t>
             </w:r>
           </w:p>
         </w:tc>
@@ -1030,7 +1059,8 @@
       <w:tr>
         <w:tc>
           <w:tcPr>
-            <w:tcW w:type="dxa" w:w="3324"/>
+            <w:tcW w:type="dxa" w:w="4985"/>
+            <w:gridSpan w:val="5"/>
           </w:tcPr>
           <w:p>
             <w:pPr>
@@ -1049,7 +1079,8 @@
         </w:tc>
         <w:tc>
           <w:tcPr>
-            <w:tcW w:type="dxa" w:w="3324"/>
+            <w:tcW w:type="dxa" w:w="2991"/>
+            <w:gridSpan w:val="3"/>
           </w:tcPr>
           <w:p>
             <w:pPr>
@@ -1062,13 +1093,14 @@
                 <w:i w:val="0"/>
                 <w:sz w:val="22"/>
               </w:rPr>
-              <w:t>65</w:t>
+              <w:t>93</w:t>
             </w:r>
           </w:p>
         </w:tc>
         <w:tc>
           <w:tcPr>
-            <w:tcW w:type="dxa" w:w="3324"/>
+            <w:tcW w:type="dxa" w:w="1994"/>
+            <w:gridSpan w:val="2"/>
           </w:tcPr>
           <w:p>
             <w:pPr>
@@ -1081,7 +1113,7 @@
                 <w:i w:val="0"/>
                 <w:sz w:val="22"/>
               </w:rPr>
-              <w:t>2.6</w:t>
+              <w:t>3.7</w:t>
             </w:r>
           </w:p>
         </w:tc>
@@ -1089,7 +1121,29 @@
       <w:tr>
         <w:tc>
           <w:tcPr>
-            <w:tcW w:type="dxa" w:w="3324"/>
+            <w:tcW w:type="dxa" w:w="4985"/>
+            <w:gridSpan w:val="5"/>
+            <w:shd w:val="clear" w:color="auto" w:fill="D9D9D9"/>
+          </w:tcPr>
+          <w:p>
+            <w:pPr>
+              <w:spacing w:before="20" w:after="20"/>
+            </w:pPr>
+            <w:r>
+              <w:rPr>
+                <w:rFonts w:ascii="Aptos" w:hAnsi="Aptos"/>
+                <w:b/>
+                <w:i w:val="0"/>
+                <w:sz w:val="16"/>
+              </w:rPr>
+              <w:t>Opis samodzielnej pracy studenta</w:t>
+            </w:r>
+          </w:p>
+        </w:tc>
+        <w:tc>
+          <w:tcPr>
+            <w:tcW w:type="dxa" w:w="4985"/>
+            <w:gridSpan w:val="5"/>
           </w:tcPr>
           <w:p>
             <w:pPr>
@@ -1102,45 +1156,7 @@
                 <w:i w:val="0"/>
                 <w:sz w:val="22"/>
               </w:rPr>
-              <w:t>Suma</w:t>
-            </w:r>
-          </w:p>
-        </w:tc>
-        <w:tc>
-          <w:tcPr>
-            <w:tcW w:type="dxa" w:w="3324"/>
-          </w:tcPr>
-          <w:p>
-            <w:pPr>
-              <w:spacing w:before="20" w:after="20"/>
-            </w:pPr>
-            <w:r>
-              <w:rPr>
-                <w:rFonts w:ascii="Aptos" w:hAnsi="Aptos"/>
-                <w:b w:val="0"/>
-                <w:i w:val="0"/>
-                <w:sz w:val="22"/>
-              </w:rPr>
-              <w:t>125</w:t>
-            </w:r>
-          </w:p>
-        </w:tc>
-        <w:tc>
-          <w:tcPr>
-            <w:tcW w:type="dxa" w:w="3324"/>
-          </w:tcPr>
-          <w:p>
-            <w:pPr>
-              <w:spacing w:before="20" w:after="20"/>
-            </w:pPr>
-            <w:r>
-              <w:rPr>
-                <w:rFonts w:ascii="Aptos" w:hAnsi="Aptos"/>
-                <w:b w:val="0"/>
-                <w:i w:val="0"/>
-                <w:sz w:val="22"/>
-              </w:rPr>
-              <w:t>5</w:t>
+              <w:t>Projektowanie i implementacja mikroserwisów oraz mikrofrontendów z użyciem Docker, Kubernetes i Module Federation; dokumentacja architektury systemu; przygotowanie projektu końcowego.</w:t>
             </w:r>
           </w:p>
         </w:tc>
@@ -1274,7 +1290,20 @@
                 <w:b w:val="0"/>
                 <w:sz w:val="22"/>
               </w:rPr>
-              <w:t>• Wykład z prezentacją multimedialną, demonstracje na żywo, analiza przypadków przemysłowych (Netflix, Amazon, Spotify).</w:t>
+              <w:t>• wykład z prezentacją multimedialną</w:t>
+            </w:r>
+          </w:p>
+          <w:p>
+            <w:pPr>
+              <w:spacing w:before="20" w:after="20"/>
+            </w:pPr>
+            <w:r>
+              <w:rPr>
+                <w:rFonts w:ascii="Aptos" w:hAnsi="Aptos"/>
+                <w:b w:val="0"/>
+                <w:sz w:val="22"/>
+              </w:rPr>
+              <w:t>• wykład z prezentacją oprogramowania</w:t>
             </w:r>
           </w:p>
           <w:p>
@@ -1287,7 +1316,7 @@
                 <w:b/>
                 <w:sz w:val="22"/>
               </w:rPr>
-              <w:t>Laboratorium:</w:t>
+              <w:t>Ćwiczenia / Laboratorium:</w:t>
             </w:r>
           </w:p>
           <w:p>
@@ -1300,7 +1329,33 @@
                 <w:b w:val="0"/>
                 <w:sz w:val="22"/>
               </w:rPr>
-              <w:t>• Ćwiczenia praktyczne: projektowanie i implementacja mikroserwisów oraz mikrofrontendów z wykorzystaniem narzędzi branżowych (Docker, Kubernetes, Module Federation, Node.js).</w:t>
+              <w:t>• metoda projektów (projekt praktyczny)</w:t>
+            </w:r>
+          </w:p>
+          <w:p>
+            <w:pPr>
+              <w:spacing w:before="20" w:after="20"/>
+            </w:pPr>
+            <w:r>
+              <w:rPr>
+                <w:rFonts w:ascii="Aptos" w:hAnsi="Aptos"/>
+                <w:b w:val="0"/>
+                <w:sz w:val="22"/>
+              </w:rPr>
+              <w:t>• rozwiązywanie zadań</w:t>
+            </w:r>
+          </w:p>
+          <w:p>
+            <w:pPr>
+              <w:spacing w:before="20" w:after="20"/>
+            </w:pPr>
+            <w:r>
+              <w:rPr>
+                <w:rFonts w:ascii="Aptos" w:hAnsi="Aptos"/>
+                <w:b w:val="0"/>
+                <w:sz w:val="22"/>
+              </w:rPr>
+              <w:t>• praca w grupach</w:t>
             </w:r>
           </w:p>
         </w:tc>
@@ -1553,91 +1608,7 @@
                 <w:rFonts w:ascii="Aptos" w:hAnsi="Aptos"/>
                 <w:sz w:val="22"/>
               </w:rPr>
-              <w:t>1. Wykład – egzamin pisemny:</w:t>
-            </w:r>
-          </w:p>
-          <w:p>
-            <w:pPr>
-              <w:spacing w:before="20" w:after="20"/>
-            </w:pPr>
-            <w:r>
-              <w:rPr>
-                <w:rFonts w:ascii="Aptos" w:hAnsi="Aptos"/>
-                <w:sz w:val="22"/>
-              </w:rPr>
-              <w:t>2. Egzamin pisemny zawierający pytania otwarte i zamknięte sprawdzające wiedzę teoretyczną z zakresu architektury mikroserwisowej i mikrofrontendowej. Warunkiem zaliczenia jest uzyskanie co najmniej 51% punktów.</w:t>
-            </w:r>
-          </w:p>
-          <w:p>
-            <w:pPr>
-              <w:spacing w:before="20" w:after="20"/>
-            </w:pPr>
-            <w:r>
-              <w:rPr>
-                <w:rFonts w:ascii="Aptos" w:hAnsi="Aptos"/>
-                <w:sz w:val="22"/>
-              </w:rPr>
-              <w:t>3. Skala ocen: 51–60% – 3.0, 61–70% – 3.5, 71–80% – 4.0, 81–90% – 4.5, 91–100% – 5.0.</w:t>
-            </w:r>
-          </w:p>
-          <w:p>
-            <w:pPr>
-              <w:spacing w:before="20" w:after="20"/>
-            </w:pPr>
-            <w:r>
-              <w:rPr>
-                <w:rFonts w:ascii="Aptos" w:hAnsi="Aptos"/>
-                <w:sz w:val="22"/>
-              </w:rPr>
-              <w:t>4. Laboratorium – zaliczenie z oceną:</w:t>
-            </w:r>
-          </w:p>
-          <w:p>
-            <w:pPr>
-              <w:spacing w:before="20" w:after="20"/>
-            </w:pPr>
-            <w:r>
-              <w:rPr>
-                <w:rFonts w:ascii="Aptos" w:hAnsi="Aptos"/>
-                <w:sz w:val="22"/>
-              </w:rPr>
-              <w:t>5. Ocena ciągła na podstawie sprawozdań z zajęć laboratoryjnych (40% oceny końcowej laboratorium).</w:t>
-            </w:r>
-          </w:p>
-          <w:p>
-            <w:pPr>
-              <w:spacing w:before="20" w:after="20"/>
-            </w:pPr>
-            <w:r>
-              <w:rPr>
-                <w:rFonts w:ascii="Aptos" w:hAnsi="Aptos"/>
-                <w:sz w:val="22"/>
-              </w:rPr>
-              <w:t>6. Projekt końcowy: zaprojektowanie i zaimplementowanie systemu złożonego z co najmniej 3 mikroserwisów komunikujących się przez REST/message broker oraz odpowiadającego mikrofrontendu opartego na Module Federation (60% oceny końcowej laboratorium).</w:t>
-            </w:r>
-          </w:p>
-          <w:p>
-            <w:pPr>
-              <w:spacing w:before="20" w:after="20"/>
-            </w:pPr>
-            <w:r>
-              <w:rPr>
-                <w:rFonts w:ascii="Aptos" w:hAnsi="Aptos"/>
-                <w:sz w:val="22"/>
-              </w:rPr>
-              <w:t>7. Warunkiem zaliczenia laboratorium jest oddanie wszystkich sprawozdań oraz obrona projektu końcowego.</w:t>
-            </w:r>
-          </w:p>
-          <w:p>
-            <w:pPr>
-              <w:spacing w:before="20" w:after="20"/>
-            </w:pPr>
-            <w:r>
-              <w:rPr>
-                <w:rFonts w:ascii="Aptos" w:hAnsi="Aptos"/>
-                <w:sz w:val="22"/>
-              </w:rPr>
-              <w:t>8. Ocena końcowa przedmiotu: średnia ważona oceny z egzaminu (60%) i oceny z laboratorium (40%).</w:t>
+              <w:t>1. egzamin pisemny z zadaniami problemowymi</w:t>
             </w:r>
           </w:p>
         </w:tc>
@@ -1654,7 +1625,7 @@
                 <w:rFonts w:ascii="Aptos" w:hAnsi="Aptos"/>
                 <w:sz w:val="22"/>
               </w:rPr>
-              <w:t>1. Wykład – egzamin pisemny:</w:t>
+              <w:t>1. raport z wykonanego zadania</w:t>
             </w:r>
           </w:p>
           <w:p>
@@ -1666,7 +1637,7 @@
                 <w:rFonts w:ascii="Aptos" w:hAnsi="Aptos"/>
                 <w:sz w:val="22"/>
               </w:rPr>
-              <w:t>2. Egzamin pisemny zawierający pytania otwarte i zamknięte sprawdzające wiedzę teoretyczną z zakresu architektury mikroserwisowej i mikrofrontendowej. Warunkiem zaliczenia jest uzyskanie co najmniej 51% punktów.</w:t>
+              <w:t>2. prezentacja projektu i dokumentacji</w:t>
             </w:r>
           </w:p>
           <w:p>
@@ -1678,67 +1649,7 @@
                 <w:rFonts w:ascii="Aptos" w:hAnsi="Aptos"/>
                 <w:sz w:val="22"/>
               </w:rPr>
-              <w:t>3. Skala ocen: 51–60% – 3.0, 61–70% – 3.5, 71–80% – 4.0, 81–90% – 4.5, 91–100% – 5.0.</w:t>
-            </w:r>
-          </w:p>
-          <w:p>
-            <w:pPr>
-              <w:spacing w:before="20" w:after="20"/>
-            </w:pPr>
-            <w:r>
-              <w:rPr>
-                <w:rFonts w:ascii="Aptos" w:hAnsi="Aptos"/>
-                <w:sz w:val="22"/>
-              </w:rPr>
-              <w:t>4. Laboratorium – zaliczenie z oceną:</w:t>
-            </w:r>
-          </w:p>
-          <w:p>
-            <w:pPr>
-              <w:spacing w:before="20" w:after="20"/>
-            </w:pPr>
-            <w:r>
-              <w:rPr>
-                <w:rFonts w:ascii="Aptos" w:hAnsi="Aptos"/>
-                <w:sz w:val="22"/>
-              </w:rPr>
-              <w:t>5. Ocena ciągła na podstawie sprawozdań z zajęć laboratoryjnych (40% oceny końcowej laboratorium).</w:t>
-            </w:r>
-          </w:p>
-          <w:p>
-            <w:pPr>
-              <w:spacing w:before="20" w:after="20"/>
-            </w:pPr>
-            <w:r>
-              <w:rPr>
-                <w:rFonts w:ascii="Aptos" w:hAnsi="Aptos"/>
-                <w:sz w:val="22"/>
-              </w:rPr>
-              <w:t>6. Projekt końcowy: zaprojektowanie i zaimplementowanie systemu złożonego z co najmniej 3 mikroserwisów komunikujących się przez REST/message broker oraz odpowiadającego mikrofrontendu opartego na Module Federation (60% oceny końcowej laboratorium).</w:t>
-            </w:r>
-          </w:p>
-          <w:p>
-            <w:pPr>
-              <w:spacing w:before="20" w:after="20"/>
-            </w:pPr>
-            <w:r>
-              <w:rPr>
-                <w:rFonts w:ascii="Aptos" w:hAnsi="Aptos"/>
-                <w:sz w:val="22"/>
-              </w:rPr>
-              <w:t>7. Warunkiem zaliczenia laboratorium jest oddanie wszystkich sprawozdań oraz obrona projektu końcowego.</w:t>
-            </w:r>
-          </w:p>
-          <w:p>
-            <w:pPr>
-              <w:spacing w:before="20" w:after="20"/>
-            </w:pPr>
-            <w:r>
-              <w:rPr>
-                <w:rFonts w:ascii="Aptos" w:hAnsi="Aptos"/>
-                <w:sz w:val="22"/>
-              </w:rPr>
-              <w:t>8. Ocena końcowa przedmiotu: średnia ważona oceny z egzaminu (60%) i oceny z laboratorium (40%).</w:t>
+              <w:t>3. obrona projektu</w:t>
             </w:r>
           </w:p>
         </w:tc>
@@ -2061,14 +1972,14 @@
         <w:tblW w:w="5000" w:type="pct"/>
       </w:tblPr>
       <w:tblGrid>
-        <w:gridCol w:w="3324"/>
-        <w:gridCol w:w="3324"/>
-        <w:gridCol w:w="3324"/>
+        <w:gridCol w:w="680"/>
+        <w:gridCol w:w="4536"/>
+        <w:gridCol w:w="4252"/>
       </w:tblGrid>
       <w:tr>
         <w:tc>
           <w:tcPr>
-            <w:tcW w:type="dxa" w:w="9972"/>
+            <w:tcW w:type="dxa" w:w="9468"/>
             <w:gridSpan w:val="3"/>
             <w:shd w:val="clear" w:color="auto" w:fill="D9D9D9"/>
           </w:tcPr>
@@ -2091,7 +2002,7 @@
       <w:tr>
         <w:tc>
           <w:tcPr>
-            <w:tcW w:type="dxa" w:w="3324"/>
+            <w:tcW w:type="dxa" w:w="680"/>
             <w:shd w:val="clear" w:color="auto" w:fill="D9D9D9"/>
           </w:tcPr>
           <w:p>
@@ -2111,7 +2022,7 @@
         </w:tc>
         <w:tc>
           <w:tcPr>
-            <w:tcW w:type="dxa" w:w="3324"/>
+            <w:tcW w:type="dxa" w:w="4536"/>
             <w:shd w:val="clear" w:color="auto" w:fill="D9D9D9"/>
           </w:tcPr>
           <w:p>
@@ -2131,7 +2042,7 @@
         </w:tc>
         <w:tc>
           <w:tcPr>
-            <w:tcW w:type="dxa" w:w="3324"/>
+            <w:tcW w:type="dxa" w:w="4252"/>
             <w:shd w:val="clear" w:color="auto" w:fill="D9D9D9"/>
           </w:tcPr>
           <w:p>
@@ -2153,7 +2064,7 @@
       <w:tr>
         <w:tc>
           <w:tcPr>
-            <w:tcW w:type="dxa" w:w="3324"/>
+            <w:tcW w:type="dxa" w:w="680"/>
           </w:tcPr>
           <w:p>
             <w:pPr>
@@ -2172,7 +2083,7 @@
         </w:tc>
         <w:tc>
           <w:tcPr>
-            <w:tcW w:type="dxa" w:w="3324"/>
+            <w:tcW w:type="dxa" w:w="4536"/>
           </w:tcPr>
           <w:p>
             <w:pPr>
@@ -2191,7 +2102,7 @@
         </w:tc>
         <w:tc>
           <w:tcPr>
-            <w:tcW w:type="dxa" w:w="3324"/>
+            <w:tcW w:type="dxa" w:w="4252"/>
           </w:tcPr>
           <w:p>
             <w:pPr>
@@ -2211,7 +2122,7 @@
       <w:tr>
         <w:tc>
           <w:tcPr>
-            <w:tcW w:type="dxa" w:w="3324"/>
+            <w:tcW w:type="dxa" w:w="680"/>
           </w:tcPr>
           <w:p>
             <w:pPr>
@@ -2230,7 +2141,7 @@
         </w:tc>
         <w:tc>
           <w:tcPr>
-            <w:tcW w:type="dxa" w:w="3324"/>
+            <w:tcW w:type="dxa" w:w="4536"/>
           </w:tcPr>
           <w:p>
             <w:pPr>
@@ -2249,7 +2160,7 @@
         </w:tc>
         <w:tc>
           <w:tcPr>
-            <w:tcW w:type="dxa" w:w="3324"/>
+            <w:tcW w:type="dxa" w:w="4252"/>
           </w:tcPr>
           <w:p>
             <w:pPr>
@@ -2269,7 +2180,7 @@
       <w:tr>
         <w:tc>
           <w:tcPr>
-            <w:tcW w:type="dxa" w:w="3324"/>
+            <w:tcW w:type="dxa" w:w="680"/>
           </w:tcPr>
           <w:p>
             <w:pPr>
@@ -2288,7 +2199,7 @@
         </w:tc>
         <w:tc>
           <w:tcPr>
-            <w:tcW w:type="dxa" w:w="3324"/>
+            <w:tcW w:type="dxa" w:w="4536"/>
           </w:tcPr>
           <w:p>
             <w:pPr>
@@ -2307,7 +2218,7 @@
         </w:tc>
         <w:tc>
           <w:tcPr>
-            <w:tcW w:type="dxa" w:w="3324"/>
+            <w:tcW w:type="dxa" w:w="4252"/>
           </w:tcPr>
           <w:p>
             <w:pPr>
@@ -2327,7 +2238,7 @@
       <w:tr>
         <w:tc>
           <w:tcPr>
-            <w:tcW w:type="dxa" w:w="3324"/>
+            <w:tcW w:type="dxa" w:w="680"/>
           </w:tcPr>
           <w:p>
             <w:pPr>
@@ -2346,7 +2257,7 @@
         </w:tc>
         <w:tc>
           <w:tcPr>
-            <w:tcW w:type="dxa" w:w="3324"/>
+            <w:tcW w:type="dxa" w:w="4536"/>
           </w:tcPr>
           <w:p>
             <w:pPr>
@@ -2365,7 +2276,7 @@
         </w:tc>
         <w:tc>
           <w:tcPr>
-            <w:tcW w:type="dxa" w:w="3324"/>
+            <w:tcW w:type="dxa" w:w="4252"/>
           </w:tcPr>
           <w:p>
             <w:pPr>
@@ -2385,7 +2296,7 @@
       <w:tr>
         <w:tc>
           <w:tcPr>
-            <w:tcW w:type="dxa" w:w="3324"/>
+            <w:tcW w:type="dxa" w:w="680"/>
           </w:tcPr>
           <w:p>
             <w:pPr>
@@ -2404,7 +2315,7 @@
         </w:tc>
         <w:tc>
           <w:tcPr>
-            <w:tcW w:type="dxa" w:w="3324"/>
+            <w:tcW w:type="dxa" w:w="4536"/>
           </w:tcPr>
           <w:p>
             <w:pPr>
@@ -2423,7 +2334,7 @@
         </w:tc>
         <w:tc>
           <w:tcPr>
-            <w:tcW w:type="dxa" w:w="3324"/>
+            <w:tcW w:type="dxa" w:w="4252"/>
           </w:tcPr>
           <w:p>
             <w:pPr>
@@ -2443,7 +2354,7 @@
       <w:tr>
         <w:tc>
           <w:tcPr>
-            <w:tcW w:type="dxa" w:w="3324"/>
+            <w:tcW w:type="dxa" w:w="680"/>
           </w:tcPr>
           <w:p>
             <w:pPr>
@@ -2462,7 +2373,7 @@
         </w:tc>
         <w:tc>
           <w:tcPr>
-            <w:tcW w:type="dxa" w:w="3324"/>
+            <w:tcW w:type="dxa" w:w="4536"/>
           </w:tcPr>
           <w:p>
             <w:pPr>
@@ -2481,7 +2392,7 @@
         </w:tc>
         <w:tc>
           <w:tcPr>
-            <w:tcW w:type="dxa" w:w="3324"/>
+            <w:tcW w:type="dxa" w:w="4252"/>
           </w:tcPr>
           <w:p>
             <w:pPr>
@@ -2501,7 +2412,7 @@
       <w:tr>
         <w:tc>
           <w:tcPr>
-            <w:tcW w:type="dxa" w:w="3324"/>
+            <w:tcW w:type="dxa" w:w="680"/>
           </w:tcPr>
           <w:p>
             <w:pPr>
@@ -2520,7 +2431,7 @@
         </w:tc>
         <w:tc>
           <w:tcPr>
-            <w:tcW w:type="dxa" w:w="3324"/>
+            <w:tcW w:type="dxa" w:w="4536"/>
           </w:tcPr>
           <w:p>
             <w:pPr>
@@ -2539,7 +2450,7 @@
         </w:tc>
         <w:tc>
           <w:tcPr>
-            <w:tcW w:type="dxa" w:w="3324"/>
+            <w:tcW w:type="dxa" w:w="4252"/>
           </w:tcPr>
           <w:p>
             <w:pPr>
@@ -2559,7 +2470,7 @@
       <w:tr>
         <w:tc>
           <w:tcPr>
-            <w:tcW w:type="dxa" w:w="3324"/>
+            <w:tcW w:type="dxa" w:w="680"/>
           </w:tcPr>
           <w:p>
             <w:pPr>
@@ -2578,7 +2489,7 @@
         </w:tc>
         <w:tc>
           <w:tcPr>
-            <w:tcW w:type="dxa" w:w="3324"/>
+            <w:tcW w:type="dxa" w:w="4536"/>
           </w:tcPr>
           <w:p>
             <w:pPr>
@@ -2597,7 +2508,7 @@
         </w:tc>
         <w:tc>
           <w:tcPr>
-            <w:tcW w:type="dxa" w:w="3324"/>
+            <w:tcW w:type="dxa" w:w="4252"/>
           </w:tcPr>
           <w:p>
             <w:pPr>
@@ -2617,7 +2528,7 @@
       <w:tr>
         <w:tc>
           <w:tcPr>
-            <w:tcW w:type="dxa" w:w="3324"/>
+            <w:tcW w:type="dxa" w:w="680"/>
           </w:tcPr>
           <w:p>
             <w:pPr>
@@ -2636,7 +2547,7 @@
         </w:tc>
         <w:tc>
           <w:tcPr>
-            <w:tcW w:type="dxa" w:w="3324"/>
+            <w:tcW w:type="dxa" w:w="4536"/>
           </w:tcPr>
           <w:p>
             <w:pPr>
@@ -2655,7 +2566,7 @@
         </w:tc>
         <w:tc>
           <w:tcPr>
-            <w:tcW w:type="dxa" w:w="3324"/>
+            <w:tcW w:type="dxa" w:w="4252"/>
           </w:tcPr>
           <w:p>
             <w:pPr>
@@ -2675,7 +2586,7 @@
       <w:tr>
         <w:tc>
           <w:tcPr>
-            <w:tcW w:type="dxa" w:w="3324"/>
+            <w:tcW w:type="dxa" w:w="680"/>
           </w:tcPr>
           <w:p>
             <w:pPr>
@@ -2694,7 +2605,7 @@
         </w:tc>
         <w:tc>
           <w:tcPr>
-            <w:tcW w:type="dxa" w:w="3324"/>
+            <w:tcW w:type="dxa" w:w="4536"/>
           </w:tcPr>
           <w:p>
             <w:pPr>
@@ -2713,7 +2624,7 @@
         </w:tc>
         <w:tc>
           <w:tcPr>
-            <w:tcW w:type="dxa" w:w="3324"/>
+            <w:tcW w:type="dxa" w:w="4252"/>
           </w:tcPr>
           <w:p>
             <w:pPr>
@@ -2733,7 +2644,7 @@
       <w:tr>
         <w:tc>
           <w:tcPr>
-            <w:tcW w:type="dxa" w:w="3324"/>
+            <w:tcW w:type="dxa" w:w="680"/>
           </w:tcPr>
           <w:p>
             <w:pPr>
@@ -2752,7 +2663,7 @@
         </w:tc>
         <w:tc>
           <w:tcPr>
-            <w:tcW w:type="dxa" w:w="3324"/>
+            <w:tcW w:type="dxa" w:w="4536"/>
           </w:tcPr>
           <w:p>
             <w:pPr>
@@ -2771,7 +2682,7 @@
         </w:tc>
         <w:tc>
           <w:tcPr>
-            <w:tcW w:type="dxa" w:w="3324"/>
+            <w:tcW w:type="dxa" w:w="4252"/>
           </w:tcPr>
           <w:p>
             <w:pPr>
@@ -2791,7 +2702,7 @@
       <w:tr>
         <w:tc>
           <w:tcPr>
-            <w:tcW w:type="dxa" w:w="3324"/>
+            <w:tcW w:type="dxa" w:w="680"/>
           </w:tcPr>
           <w:p>
             <w:pPr>
@@ -2810,7 +2721,7 @@
         </w:tc>
         <w:tc>
           <w:tcPr>
-            <w:tcW w:type="dxa" w:w="3324"/>
+            <w:tcW w:type="dxa" w:w="4536"/>
           </w:tcPr>
           <w:p>
             <w:pPr>
@@ -2829,7 +2740,7 @@
         </w:tc>
         <w:tc>
           <w:tcPr>
-            <w:tcW w:type="dxa" w:w="3324"/>
+            <w:tcW w:type="dxa" w:w="4252"/>
           </w:tcPr>
           <w:p>
             <w:pPr>
@@ -2849,7 +2760,7 @@
       <w:tr>
         <w:tc>
           <w:tcPr>
-            <w:tcW w:type="dxa" w:w="3324"/>
+            <w:tcW w:type="dxa" w:w="680"/>
           </w:tcPr>
           <w:p>
             <w:pPr>
@@ -2868,7 +2779,7 @@
         </w:tc>
         <w:tc>
           <w:tcPr>
-            <w:tcW w:type="dxa" w:w="3324"/>
+            <w:tcW w:type="dxa" w:w="4536"/>
           </w:tcPr>
           <w:p>
             <w:pPr>
@@ -2887,7 +2798,7 @@
         </w:tc>
         <w:tc>
           <w:tcPr>
-            <w:tcW w:type="dxa" w:w="3324"/>
+            <w:tcW w:type="dxa" w:w="4252"/>
           </w:tcPr>
           <w:p>
             <w:pPr>
@@ -2907,7 +2818,7 @@
       <w:tr>
         <w:tc>
           <w:tcPr>
-            <w:tcW w:type="dxa" w:w="3324"/>
+            <w:tcW w:type="dxa" w:w="680"/>
           </w:tcPr>
           <w:p>
             <w:pPr>
@@ -2926,7 +2837,7 @@
         </w:tc>
         <w:tc>
           <w:tcPr>
-            <w:tcW w:type="dxa" w:w="3324"/>
+            <w:tcW w:type="dxa" w:w="4536"/>
           </w:tcPr>
           <w:p>
             <w:pPr>
@@ -2945,7 +2856,7 @@
         </w:tc>
         <w:tc>
           <w:tcPr>
-            <w:tcW w:type="dxa" w:w="3324"/>
+            <w:tcW w:type="dxa" w:w="4252"/>
           </w:tcPr>
           <w:p>
             <w:pPr>
@@ -2965,7 +2876,7 @@
       <w:tr>
         <w:tc>
           <w:tcPr>
-            <w:tcW w:type="dxa" w:w="3324"/>
+            <w:tcW w:type="dxa" w:w="680"/>
           </w:tcPr>
           <w:p>
             <w:pPr>
@@ -2984,7 +2895,7 @@
         </w:tc>
         <w:tc>
           <w:tcPr>
-            <w:tcW w:type="dxa" w:w="3324"/>
+            <w:tcW w:type="dxa" w:w="4536"/>
           </w:tcPr>
           <w:p>
             <w:pPr>
@@ -3003,7 +2914,7 @@
         </w:tc>
         <w:tc>
           <w:tcPr>
-            <w:tcW w:type="dxa" w:w="3324"/>
+            <w:tcW w:type="dxa" w:w="4252"/>
           </w:tcPr>
           <w:p>
             <w:pPr>
@@ -3023,7 +2934,7 @@
       <w:tr>
         <w:tc>
           <w:tcPr>
-            <w:tcW w:type="dxa" w:w="3324"/>
+            <w:tcW w:type="dxa" w:w="680"/>
           </w:tcPr>
           <w:p>
             <w:pPr>
@@ -3042,7 +2953,7 @@
         </w:tc>
         <w:tc>
           <w:tcPr>
-            <w:tcW w:type="dxa" w:w="3324"/>
+            <w:tcW w:type="dxa" w:w="4536"/>
           </w:tcPr>
           <w:p>
             <w:pPr>
@@ -3061,7 +2972,7 @@
         </w:tc>
         <w:tc>
           <w:tcPr>
-            <w:tcW w:type="dxa" w:w="3324"/>
+            <w:tcW w:type="dxa" w:w="4252"/>
           </w:tcPr>
           <w:p>
             <w:pPr>
@@ -3081,7 +2992,7 @@
       <w:tr>
         <w:tc>
           <w:tcPr>
-            <w:tcW w:type="dxa" w:w="3324"/>
+            <w:tcW w:type="dxa" w:w="680"/>
           </w:tcPr>
           <w:p>
             <w:pPr>
@@ -3100,7 +3011,7 @@
         </w:tc>
         <w:tc>
           <w:tcPr>
-            <w:tcW w:type="dxa" w:w="3324"/>
+            <w:tcW w:type="dxa" w:w="4536"/>
           </w:tcPr>
           <w:p>
             <w:pPr>
@@ -3119,7 +3030,7 @@
         </w:tc>
         <w:tc>
           <w:tcPr>
-            <w:tcW w:type="dxa" w:w="3324"/>
+            <w:tcW w:type="dxa" w:w="4252"/>
           </w:tcPr>
           <w:p>
             <w:pPr>
@@ -3139,7 +3050,7 @@
       <w:tr>
         <w:tc>
           <w:tcPr>
-            <w:tcW w:type="dxa" w:w="3324"/>
+            <w:tcW w:type="dxa" w:w="680"/>
           </w:tcPr>
           <w:p>
             <w:pPr>
@@ -3158,7 +3069,7 @@
         </w:tc>
         <w:tc>
           <w:tcPr>
-            <w:tcW w:type="dxa" w:w="3324"/>
+            <w:tcW w:type="dxa" w:w="4536"/>
           </w:tcPr>
           <w:p>
             <w:pPr>
@@ -3177,7 +3088,7 @@
         </w:tc>
         <w:tc>
           <w:tcPr>
-            <w:tcW w:type="dxa" w:w="3324"/>
+            <w:tcW w:type="dxa" w:w="4252"/>
           </w:tcPr>
           <w:p>
             <w:pPr>
@@ -3197,7 +3108,7 @@
       <w:tr>
         <w:tc>
           <w:tcPr>
-            <w:tcW w:type="dxa" w:w="3324"/>
+            <w:tcW w:type="dxa" w:w="680"/>
           </w:tcPr>
           <w:p>
             <w:pPr>
@@ -3216,7 +3127,7 @@
         </w:tc>
         <w:tc>
           <w:tcPr>
-            <w:tcW w:type="dxa" w:w="3324"/>
+            <w:tcW w:type="dxa" w:w="4536"/>
           </w:tcPr>
           <w:p>
             <w:pPr>
@@ -3235,7 +3146,7 @@
         </w:tc>
         <w:tc>
           <w:tcPr>
-            <w:tcW w:type="dxa" w:w="3324"/>
+            <w:tcW w:type="dxa" w:w="4252"/>
           </w:tcPr>
           <w:p>
             <w:pPr>
@@ -3255,7 +3166,7 @@
       <w:tr>
         <w:tc>
           <w:tcPr>
-            <w:tcW w:type="dxa" w:w="3324"/>
+            <w:tcW w:type="dxa" w:w="680"/>
           </w:tcPr>
           <w:p>
             <w:pPr>
@@ -3274,7 +3185,7 @@
         </w:tc>
         <w:tc>
           <w:tcPr>
-            <w:tcW w:type="dxa" w:w="3324"/>
+            <w:tcW w:type="dxa" w:w="4536"/>
           </w:tcPr>
           <w:p>
             <w:pPr>
@@ -3293,7 +3204,7 @@
         </w:tc>
         <w:tc>
           <w:tcPr>
-            <w:tcW w:type="dxa" w:w="3324"/>
+            <w:tcW w:type="dxa" w:w="4252"/>
           </w:tcPr>
           <w:p>
             <w:pPr>
@@ -3313,7 +3224,7 @@
       <w:tr>
         <w:tc>
           <w:tcPr>
-            <w:tcW w:type="dxa" w:w="3324"/>
+            <w:tcW w:type="dxa" w:w="680"/>
           </w:tcPr>
           <w:p>
             <w:pPr>
@@ -3332,7 +3243,7 @@
         </w:tc>
         <w:tc>
           <w:tcPr>
-            <w:tcW w:type="dxa" w:w="3324"/>
+            <w:tcW w:type="dxa" w:w="4536"/>
           </w:tcPr>
           <w:p>
             <w:pPr>
@@ -3351,7 +3262,7 @@
         </w:tc>
         <w:tc>
           <w:tcPr>
-            <w:tcW w:type="dxa" w:w="3324"/>
+            <w:tcW w:type="dxa" w:w="4252"/>
           </w:tcPr>
           <w:p>
             <w:pPr>
@@ -3371,7 +3282,7 @@
       <w:tr>
         <w:tc>
           <w:tcPr>
-            <w:tcW w:type="dxa" w:w="3324"/>
+            <w:tcW w:type="dxa" w:w="680"/>
           </w:tcPr>
           <w:p>
             <w:pPr>
@@ -3390,7 +3301,7 @@
         </w:tc>
         <w:tc>
           <w:tcPr>
-            <w:tcW w:type="dxa" w:w="3324"/>
+            <w:tcW w:type="dxa" w:w="4536"/>
           </w:tcPr>
           <w:p>
             <w:pPr>
@@ -3409,7 +3320,7 @@
         </w:tc>
         <w:tc>
           <w:tcPr>
-            <w:tcW w:type="dxa" w:w="3324"/>
+            <w:tcW w:type="dxa" w:w="4252"/>
           </w:tcPr>
           <w:p>
             <w:pPr>
@@ -3429,7 +3340,7 @@
       <w:tr>
         <w:tc>
           <w:tcPr>
-            <w:tcW w:type="dxa" w:w="3324"/>
+            <w:tcW w:type="dxa" w:w="680"/>
           </w:tcPr>
           <w:p>
             <w:pPr>
@@ -3448,7 +3359,7 @@
         </w:tc>
         <w:tc>
           <w:tcPr>
-            <w:tcW w:type="dxa" w:w="3324"/>
+            <w:tcW w:type="dxa" w:w="4536"/>
           </w:tcPr>
           <w:p>
             <w:pPr>
@@ -3467,7 +3378,7 @@
         </w:tc>
         <w:tc>
           <w:tcPr>
-            <w:tcW w:type="dxa" w:w="3324"/>
+            <w:tcW w:type="dxa" w:w="4252"/>
           </w:tcPr>
           <w:p>
             <w:pPr>
@@ -3487,7 +3398,7 @@
       <w:tr>
         <w:tc>
           <w:tcPr>
-            <w:tcW w:type="dxa" w:w="3324"/>
+            <w:tcW w:type="dxa" w:w="680"/>
           </w:tcPr>
           <w:p>
             <w:pPr>
@@ -3506,7 +3417,7 @@
         </w:tc>
         <w:tc>
           <w:tcPr>
-            <w:tcW w:type="dxa" w:w="3324"/>
+            <w:tcW w:type="dxa" w:w="4536"/>
           </w:tcPr>
           <w:p>
             <w:pPr>
@@ -3525,7 +3436,7 @@
         </w:tc>
         <w:tc>
           <w:tcPr>
-            <w:tcW w:type="dxa" w:w="3324"/>
+            <w:tcW w:type="dxa" w:w="4252"/>
           </w:tcPr>
           <w:p>
             <w:pPr>
@@ -3545,7 +3456,7 @@
       <w:tr>
         <w:tc>
           <w:tcPr>
-            <w:tcW w:type="dxa" w:w="3324"/>
+            <w:tcW w:type="dxa" w:w="680"/>
           </w:tcPr>
           <w:p>
             <w:pPr>
@@ -3564,7 +3475,7 @@
         </w:tc>
         <w:tc>
           <w:tcPr>
-            <w:tcW w:type="dxa" w:w="3324"/>
+            <w:tcW w:type="dxa" w:w="4536"/>
           </w:tcPr>
           <w:p>
             <w:pPr>
@@ -3583,7 +3494,7 @@
         </w:tc>
         <w:tc>
           <w:tcPr>
-            <w:tcW w:type="dxa" w:w="3324"/>
+            <w:tcW w:type="dxa" w:w="4252"/>
           </w:tcPr>
           <w:p>
             <w:pPr>
@@ -3603,7 +3514,7 @@
       <w:tr>
         <w:tc>
           <w:tcPr>
-            <w:tcW w:type="dxa" w:w="3324"/>
+            <w:tcW w:type="dxa" w:w="680"/>
           </w:tcPr>
           <w:p>
             <w:pPr>
@@ -3622,7 +3533,7 @@
         </w:tc>
         <w:tc>
           <w:tcPr>
-            <w:tcW w:type="dxa" w:w="3324"/>
+            <w:tcW w:type="dxa" w:w="4536"/>
           </w:tcPr>
           <w:p>
             <w:pPr>
@@ -3641,7 +3552,7 @@
         </w:tc>
         <w:tc>
           <w:tcPr>
-            <w:tcW w:type="dxa" w:w="3324"/>
+            <w:tcW w:type="dxa" w:w="4252"/>
           </w:tcPr>
           <w:p>
             <w:pPr>
@@ -3661,7 +3572,7 @@
       <w:tr>
         <w:tc>
           <w:tcPr>
-            <w:tcW w:type="dxa" w:w="3324"/>
+            <w:tcW w:type="dxa" w:w="680"/>
           </w:tcPr>
           <w:p>
             <w:pPr>
@@ -3680,7 +3591,7 @@
         </w:tc>
         <w:tc>
           <w:tcPr>
-            <w:tcW w:type="dxa" w:w="3324"/>
+            <w:tcW w:type="dxa" w:w="4536"/>
           </w:tcPr>
           <w:p>
             <w:pPr>
@@ -3699,7 +3610,7 @@
         </w:tc>
         <w:tc>
           <w:tcPr>
-            <w:tcW w:type="dxa" w:w="3324"/>
+            <w:tcW w:type="dxa" w:w="4252"/>
           </w:tcPr>
           <w:p>
             <w:pPr>
@@ -3719,7 +3630,7 @@
       <w:tr>
         <w:tc>
           <w:tcPr>
-            <w:tcW w:type="dxa" w:w="3324"/>
+            <w:tcW w:type="dxa" w:w="680"/>
           </w:tcPr>
           <w:p>
             <w:pPr>
@@ -3738,7 +3649,7 @@
         </w:tc>
         <w:tc>
           <w:tcPr>
-            <w:tcW w:type="dxa" w:w="3324"/>
+            <w:tcW w:type="dxa" w:w="4536"/>
           </w:tcPr>
           <w:p>
             <w:pPr>
@@ -3757,7 +3668,7 @@
         </w:tc>
         <w:tc>
           <w:tcPr>
-            <w:tcW w:type="dxa" w:w="3324"/>
+            <w:tcW w:type="dxa" w:w="4252"/>
           </w:tcPr>
           <w:p>
             <w:pPr>
@@ -3777,7 +3688,7 @@
       <w:tr>
         <w:tc>
           <w:tcPr>
-            <w:tcW w:type="dxa" w:w="3324"/>
+            <w:tcW w:type="dxa" w:w="680"/>
           </w:tcPr>
           <w:p>
             <w:pPr>
@@ -3796,7 +3707,7 @@
         </w:tc>
         <w:tc>
           <w:tcPr>
-            <w:tcW w:type="dxa" w:w="3324"/>
+            <w:tcW w:type="dxa" w:w="4536"/>
           </w:tcPr>
           <w:p>
             <w:pPr>
@@ -3815,7 +3726,7 @@
         </w:tc>
         <w:tc>
           <w:tcPr>
-            <w:tcW w:type="dxa" w:w="3324"/>
+            <w:tcW w:type="dxa" w:w="4252"/>
           </w:tcPr>
           <w:p>
             <w:pPr>
@@ -3835,7 +3746,7 @@
       <w:tr>
         <w:tc>
           <w:tcPr>
-            <w:tcW w:type="dxa" w:w="3324"/>
+            <w:tcW w:type="dxa" w:w="680"/>
           </w:tcPr>
           <w:p>
             <w:pPr>
@@ -3854,7 +3765,7 @@
         </w:tc>
         <w:tc>
           <w:tcPr>
-            <w:tcW w:type="dxa" w:w="3324"/>
+            <w:tcW w:type="dxa" w:w="4536"/>
           </w:tcPr>
           <w:p>
             <w:pPr>
@@ -3873,7 +3784,7 @@
         </w:tc>
         <w:tc>
           <w:tcPr>
-            <w:tcW w:type="dxa" w:w="3324"/>
+            <w:tcW w:type="dxa" w:w="4252"/>
           </w:tcPr>
           <w:p>
             <w:pPr>
@@ -4290,6 +4201,7 @@
                 <w:i w:val="0"/>
                 <w:sz w:val="22"/>
               </w:rPr>
+              <w:t>egzamin pisemny z zadaniami problemowymi; raport z wykonanego zadania; prezentacja projektu i dokumentacji; obrona projektu</w:t>
             </w:r>
           </w:p>
         </w:tc>
@@ -4347,6 +4259,7 @@
                 <w:i w:val="0"/>
                 <w:sz w:val="22"/>
               </w:rPr>
+              <w:t>egzamin pisemny z zadaniami problemowymi; raport z wykonanego zadania; prezentacja projektu i dokumentacji; obrona projektu</w:t>
             </w:r>
           </w:p>
         </w:tc>
@@ -4404,6 +4317,7 @@
                 <w:i w:val="0"/>
                 <w:sz w:val="22"/>
               </w:rPr>
+              <w:t>egzamin pisemny z zadaniami problemowymi; raport z wykonanego zadania; prezentacja projektu i dokumentacji; obrona projektu</w:t>
             </w:r>
           </w:p>
         </w:tc>
@@ -4461,6 +4375,7 @@
                 <w:i w:val="0"/>
                 <w:sz w:val="22"/>
               </w:rPr>
+              <w:t>egzamin pisemny z zadaniami problemowymi; raport z wykonanego zadania; prezentacja projektu i dokumentacji; obrona projektu</w:t>
             </w:r>
           </w:p>
         </w:tc>
@@ -4518,6 +4433,7 @@
                 <w:i w:val="0"/>
                 <w:sz w:val="22"/>
               </w:rPr>
+              <w:t>egzamin pisemny z zadaniami problemowymi; raport z wykonanego zadania; prezentacja projektu i dokumentacji; obrona projektu</w:t>
             </w:r>
           </w:p>
         </w:tc>
@@ -4575,6 +4491,7 @@
                 <w:i w:val="0"/>
                 <w:sz w:val="22"/>
               </w:rPr>
+              <w:t>egzamin pisemny z zadaniami problemowymi; raport z wykonanego zadania; prezentacja projektu i dokumentacji; obrona projektu</w:t>
             </w:r>
           </w:p>
         </w:tc>
@@ -4632,6 +4549,7 @@
                 <w:i w:val="0"/>
                 <w:sz w:val="22"/>
               </w:rPr>
+              <w:t>egzamin pisemny z zadaniami problemowymi; raport z wykonanego zadania; prezentacja projektu i dokumentacji; obrona projektu</w:t>
             </w:r>
           </w:p>
         </w:tc>
@@ -4794,6 +4712,7 @@
                 <w:i w:val="0"/>
                 <w:sz w:val="22"/>
               </w:rPr>
+              <w:t>egzamin pisemny z zadaniami problemowymi; raport z wykonanego zadania; prezentacja projektu i dokumentacji; obrona projektu</w:t>
             </w:r>
           </w:p>
         </w:tc>
@@ -4851,6 +4770,7 @@
                 <w:i w:val="0"/>
                 <w:sz w:val="22"/>
               </w:rPr>
+              <w:t>egzamin pisemny z zadaniami problemowymi; raport z wykonanego zadania; prezentacja projektu i dokumentacji; obrona projektu</w:t>
             </w:r>
           </w:p>
         </w:tc>
@@ -4908,6 +4828,7 @@
                 <w:i w:val="0"/>
                 <w:sz w:val="22"/>
               </w:rPr>
+              <w:t>egzamin pisemny z zadaniami problemowymi; raport z wykonanego zadania; prezentacja projektu i dokumentacji; obrona projektu</w:t>
             </w:r>
           </w:p>
         </w:tc>
@@ -4965,6 +4886,7 @@
                 <w:i w:val="0"/>
                 <w:sz w:val="22"/>
               </w:rPr>
+              <w:t>egzamin pisemny z zadaniami problemowymi; raport z wykonanego zadania; prezentacja projektu i dokumentacji; obrona projektu</w:t>
             </w:r>
           </w:p>
         </w:tc>
@@ -5022,6 +4944,7 @@
                 <w:i w:val="0"/>
                 <w:sz w:val="22"/>
               </w:rPr>
+              <w:t>egzamin pisemny z zadaniami problemowymi; raport z wykonanego zadania; prezentacja projektu i dokumentacji; obrona projektu</w:t>
             </w:r>
           </w:p>
         </w:tc>
@@ -5079,6 +5002,7 @@
                 <w:i w:val="0"/>
                 <w:sz w:val="22"/>
               </w:rPr>
+              <w:t>egzamin pisemny z zadaniami problemowymi; raport z wykonanego zadania; prezentacja projektu i dokumentacji; obrona projektu</w:t>
             </w:r>
           </w:p>
         </w:tc>
@@ -5136,6 +5060,7 @@
                 <w:i w:val="0"/>
                 <w:sz w:val="22"/>
               </w:rPr>
+              <w:t>egzamin pisemny z zadaniami problemowymi; raport z wykonanego zadania; prezentacja projektu i dokumentacji; obrona projektu</w:t>
             </w:r>
           </w:p>
         </w:tc>
@@ -5298,6 +5223,7 @@
                 <w:i w:val="0"/>
                 <w:sz w:val="22"/>
               </w:rPr>
+              <w:t>egzamin pisemny z zadaniami problemowymi; raport z wykonanego zadania; prezentacja projektu i dokumentacji; obrona projektu</w:t>
             </w:r>
           </w:p>
         </w:tc>
@@ -5355,6 +5281,7 @@
                 <w:i w:val="0"/>
                 <w:sz w:val="22"/>
               </w:rPr>
+              <w:t>egzamin pisemny z zadaniami problemowymi; raport z wykonanego zadania; prezentacja projektu i dokumentacji; obrona projektu</w:t>
             </w:r>
           </w:p>
         </w:tc>
@@ -5412,6 +5339,7 @@
                 <w:i w:val="0"/>
                 <w:sz w:val="22"/>
               </w:rPr>
+              <w:t>egzamin pisemny z zadaniami problemowymi; raport z wykonanego zadania; prezentacja projektu i dokumentacji; obrona projektu</w:t>
             </w:r>
           </w:p>
         </w:tc>
@@ -5517,62 +5445,6 @@
                 <w:sz w:val="16"/>
               </w:rPr>
               <w:t>Wyposażenie specjalistyczne konieczne do realizacji przedmiotu</w:t>
-            </w:r>
-          </w:p>
-        </w:tc>
-      </w:tr>
-      <w:tr>
-        <w:tc>
-          <w:tcPr>
-            <w:tcW w:type="dxa" w:w="3324"/>
-          </w:tcPr>
-          <w:p>
-            <w:pPr>
-              <w:spacing w:before="20" w:after="20"/>
-            </w:pPr>
-            <w:r>
-              <w:rPr>
-                <w:rFonts w:ascii="Aptos" w:hAnsi="Aptos"/>
-                <w:b w:val="0"/>
-                <w:i w:val="0"/>
-                <w:sz w:val="22"/>
-              </w:rPr>
-            </w:r>
-          </w:p>
-        </w:tc>
-        <w:tc>
-          <w:tcPr>
-            <w:tcW w:type="dxa" w:w="3324"/>
-          </w:tcPr>
-          <w:p>
-            <w:pPr>
-              <w:spacing w:before="20" w:after="20"/>
-            </w:pPr>
-            <w:r>
-              <w:rPr>
-                <w:rFonts w:ascii="Aptos" w:hAnsi="Aptos"/>
-                <w:b w:val="0"/>
-                <w:i w:val="0"/>
-                <w:sz w:val="22"/>
-              </w:rPr>
-            </w:r>
-          </w:p>
-        </w:tc>
-        <w:tc>
-          <w:tcPr>
-            <w:tcW w:type="dxa" w:w="3324"/>
-          </w:tcPr>
-          <w:p>
-            <w:pPr>
-              <w:spacing w:before="20" w:after="20"/>
-            </w:pPr>
-            <w:r>
-              <w:rPr>
-                <w:rFonts w:ascii="Aptos" w:hAnsi="Aptos"/>
-                <w:b w:val="0"/>
-                <w:i w:val="0"/>
-                <w:sz w:val="22"/>
-              </w:rPr>
             </w:r>
           </w:p>
         </w:tc>

--- a/public/assets/files/stacjonarne/AMM.docx
+++ b/public/assets/files/stacjonarne/AMM.docx
@@ -4164,6 +4164,7 @@
                 <w:i w:val="0"/>
                 <w:sz w:val="22"/>
               </w:rPr>
+              <w:t>K_W14</w:t>
             </w:r>
           </w:p>
         </w:tc>
@@ -4201,7 +4202,7 @@
                 <w:i w:val="0"/>
                 <w:sz w:val="22"/>
               </w:rPr>
-              <w:t>egzamin pisemny z zadaniami problemowymi; raport z wykonanego zadania; prezentacja projektu i dokumentacji; obrona projektu</w:t>
+              <w:t>egzamin pisemny z zadaniami problemowymi</w:t>
             </w:r>
           </w:p>
         </w:tc>
@@ -4222,6 +4223,7 @@
                 <w:i w:val="0"/>
                 <w:sz w:val="22"/>
               </w:rPr>
+              <w:t>K_W14</w:t>
             </w:r>
           </w:p>
         </w:tc>
@@ -4259,7 +4261,7 @@
                 <w:i w:val="0"/>
                 <w:sz w:val="22"/>
               </w:rPr>
-              <w:t>egzamin pisemny z zadaniami problemowymi; raport z wykonanego zadania; prezentacja projektu i dokumentacji; obrona projektu</w:t>
+              <w:t>egzamin pisemny z zadaniami problemowymi</w:t>
             </w:r>
           </w:p>
         </w:tc>
@@ -4280,6 +4282,7 @@
                 <w:i w:val="0"/>
                 <w:sz w:val="22"/>
               </w:rPr>
+              <w:t>K_W08</w:t>
             </w:r>
           </w:p>
         </w:tc>
@@ -4317,7 +4320,7 @@
                 <w:i w:val="0"/>
                 <w:sz w:val="22"/>
               </w:rPr>
-              <w:t>egzamin pisemny z zadaniami problemowymi; raport z wykonanego zadania; prezentacja projektu i dokumentacji; obrona projektu</w:t>
+              <w:t>egzamin pisemny z zadaniami problemowymi</w:t>
             </w:r>
           </w:p>
         </w:tc>
@@ -4338,6 +4341,7 @@
                 <w:i w:val="0"/>
                 <w:sz w:val="22"/>
               </w:rPr>
+              <w:t>K_W14</w:t>
             </w:r>
           </w:p>
         </w:tc>
@@ -4375,7 +4379,7 @@
                 <w:i w:val="0"/>
                 <w:sz w:val="22"/>
               </w:rPr>
-              <w:t>egzamin pisemny z zadaniami problemowymi; raport z wykonanego zadania; prezentacja projektu i dokumentacji; obrona projektu</w:t>
+              <w:t>egzamin pisemny z zadaniami problemowymi</w:t>
             </w:r>
           </w:p>
         </w:tc>
@@ -4396,6 +4400,7 @@
                 <w:i w:val="0"/>
                 <w:sz w:val="22"/>
               </w:rPr>
+              <w:t>K_W21</w:t>
             </w:r>
           </w:p>
         </w:tc>
@@ -4433,7 +4438,7 @@
                 <w:i w:val="0"/>
                 <w:sz w:val="22"/>
               </w:rPr>
-              <w:t>egzamin pisemny z zadaniami problemowymi; raport z wykonanego zadania; prezentacja projektu i dokumentacji; obrona projektu</w:t>
+              <w:t>egzamin pisemny z zadaniami problemowymi</w:t>
             </w:r>
           </w:p>
         </w:tc>
@@ -4454,6 +4459,7 @@
                 <w:i w:val="0"/>
                 <w:sz w:val="22"/>
               </w:rPr>
+              <w:t>K_W08</w:t>
             </w:r>
           </w:p>
         </w:tc>
@@ -4491,7 +4497,7 @@
                 <w:i w:val="0"/>
                 <w:sz w:val="22"/>
               </w:rPr>
-              <w:t>egzamin pisemny z zadaniami problemowymi; raport z wykonanego zadania; prezentacja projektu i dokumentacji; obrona projektu</w:t>
+              <w:t>egzamin pisemny z zadaniami problemowymi</w:t>
             </w:r>
           </w:p>
         </w:tc>
@@ -4512,6 +4518,7 @@
                 <w:i w:val="0"/>
                 <w:sz w:val="22"/>
               </w:rPr>
+              <w:t>K_W23</w:t>
             </w:r>
           </w:p>
         </w:tc>
@@ -4549,7 +4556,7 @@
                 <w:i w:val="0"/>
                 <w:sz w:val="22"/>
               </w:rPr>
-              <w:t>egzamin pisemny z zadaniami problemowymi; raport z wykonanego zadania; prezentacja projektu i dokumentacji; obrona projektu</w:t>
+              <w:t>egzamin pisemny z zadaniami problemowymi</w:t>
             </w:r>
           </w:p>
         </w:tc>
@@ -4675,6 +4682,7 @@
                 <w:i w:val="0"/>
                 <w:sz w:val="22"/>
               </w:rPr>
+              <w:t>K_U19</w:t>
             </w:r>
           </w:p>
         </w:tc>
@@ -4712,7 +4720,7 @@
                 <w:i w:val="0"/>
                 <w:sz w:val="22"/>
               </w:rPr>
-              <w:t>egzamin pisemny z zadaniami problemowymi; raport z wykonanego zadania; prezentacja projektu i dokumentacji; obrona projektu</w:t>
+              <w:t>raport z wykonanego zadania, prezentacja projektu i dokumentacji, obrona projektu</w:t>
             </w:r>
           </w:p>
         </w:tc>
@@ -4733,6 +4741,7 @@
                 <w:i w:val="0"/>
                 <w:sz w:val="22"/>
               </w:rPr>
+              <w:t>K_U28</w:t>
             </w:r>
           </w:p>
         </w:tc>
@@ -4770,7 +4779,7 @@
                 <w:i w:val="0"/>
                 <w:sz w:val="22"/>
               </w:rPr>
-              <w:t>egzamin pisemny z zadaniami problemowymi; raport z wykonanego zadania; prezentacja projektu i dokumentacji; obrona projektu</w:t>
+              <w:t>raport z wykonanego zadania, prezentacja projektu i dokumentacji, obrona projektu</w:t>
             </w:r>
           </w:p>
         </w:tc>
@@ -4791,6 +4800,7 @@
                 <w:i w:val="0"/>
                 <w:sz w:val="22"/>
               </w:rPr>
+              <w:t>K_U27</w:t>
             </w:r>
           </w:p>
         </w:tc>
@@ -4828,7 +4838,7 @@
                 <w:i w:val="0"/>
                 <w:sz w:val="22"/>
               </w:rPr>
-              <w:t>egzamin pisemny z zadaniami problemowymi; raport z wykonanego zadania; prezentacja projektu i dokumentacji; obrona projektu</w:t>
+              <w:t>raport z wykonanego zadania, prezentacja projektu i dokumentacji, obrona projektu</w:t>
             </w:r>
           </w:p>
         </w:tc>
@@ -4849,6 +4859,7 @@
                 <w:i w:val="0"/>
                 <w:sz w:val="22"/>
               </w:rPr>
+              <w:t>K_U24</w:t>
             </w:r>
           </w:p>
         </w:tc>
@@ -4886,7 +4897,7 @@
                 <w:i w:val="0"/>
                 <w:sz w:val="22"/>
               </w:rPr>
-              <w:t>egzamin pisemny z zadaniami problemowymi; raport z wykonanego zadania; prezentacja projektu i dokumentacji; obrona projektu</w:t>
+              <w:t>raport z wykonanego zadania, prezentacja projektu i dokumentacji, obrona projektu</w:t>
             </w:r>
           </w:p>
         </w:tc>
@@ -4907,6 +4918,7 @@
                 <w:i w:val="0"/>
                 <w:sz w:val="22"/>
               </w:rPr>
+              <w:t>K_U28</w:t>
             </w:r>
           </w:p>
         </w:tc>
@@ -4944,7 +4956,7 @@
                 <w:i w:val="0"/>
                 <w:sz w:val="22"/>
               </w:rPr>
-              <w:t>egzamin pisemny z zadaniami problemowymi; raport z wykonanego zadania; prezentacja projektu i dokumentacji; obrona projektu</w:t>
+              <w:t>raport z wykonanego zadania, prezentacja projektu i dokumentacji, obrona projektu</w:t>
             </w:r>
           </w:p>
         </w:tc>
@@ -4965,6 +4977,7 @@
                 <w:i w:val="0"/>
                 <w:sz w:val="22"/>
               </w:rPr>
+              <w:t>K_U21</w:t>
             </w:r>
           </w:p>
         </w:tc>
@@ -5002,7 +5015,7 @@
                 <w:i w:val="0"/>
                 <w:sz w:val="22"/>
               </w:rPr>
-              <w:t>egzamin pisemny z zadaniami problemowymi; raport z wykonanego zadania; prezentacja projektu i dokumentacji; obrona projektu</w:t>
+              <w:t>raport z wykonanego zadania, prezentacja projektu i dokumentacji, obrona projektu</w:t>
             </w:r>
           </w:p>
         </w:tc>
@@ -5023,6 +5036,7 @@
                 <w:i w:val="0"/>
                 <w:sz w:val="22"/>
               </w:rPr>
+              <w:t>K_U27</w:t>
             </w:r>
           </w:p>
         </w:tc>
@@ -5060,7 +5074,7 @@
                 <w:i w:val="0"/>
                 <w:sz w:val="22"/>
               </w:rPr>
-              <w:t>egzamin pisemny z zadaniami problemowymi; raport z wykonanego zadania; prezentacja projektu i dokumentacji; obrona projektu</w:t>
+              <w:t>raport z wykonanego zadania, prezentacja projektu i dokumentacji, obrona projektu</w:t>
             </w:r>
           </w:p>
         </w:tc>
@@ -5186,6 +5200,7 @@
                 <w:i w:val="0"/>
                 <w:sz w:val="22"/>
               </w:rPr>
+              <w:t>K_K04</w:t>
             </w:r>
           </w:p>
         </w:tc>
@@ -5223,7 +5238,7 @@
                 <w:i w:val="0"/>
                 <w:sz w:val="22"/>
               </w:rPr>
-              <w:t>egzamin pisemny z zadaniami problemowymi; raport z wykonanego zadania; prezentacja projektu i dokumentacji; obrona projektu</w:t>
+              <w:t>raport z wykonanego zadania, prezentacja projektu i dokumentacji, obrona projektu</w:t>
             </w:r>
           </w:p>
         </w:tc>
@@ -5244,6 +5259,7 @@
                 <w:i w:val="0"/>
                 <w:sz w:val="22"/>
               </w:rPr>
+              <w:t>K_K05</w:t>
             </w:r>
           </w:p>
         </w:tc>
@@ -5281,7 +5297,7 @@
                 <w:i w:val="0"/>
                 <w:sz w:val="22"/>
               </w:rPr>
-              <w:t>egzamin pisemny z zadaniami problemowymi; raport z wykonanego zadania; prezentacja projektu i dokumentacji; obrona projektu</w:t>
+              <w:t>raport z wykonanego zadania, prezentacja projektu i dokumentacji, obrona projektu</w:t>
             </w:r>
           </w:p>
         </w:tc>
@@ -5302,6 +5318,7 @@
                 <w:i w:val="0"/>
                 <w:sz w:val="22"/>
               </w:rPr>
+              <w:t>K_K03</w:t>
             </w:r>
           </w:p>
         </w:tc>
@@ -5339,7 +5356,7 @@
                 <w:i w:val="0"/>
                 <w:sz w:val="22"/>
               </w:rPr>
-              <w:t>egzamin pisemny z zadaniami problemowymi; raport z wykonanego zadania; prezentacja projektu i dokumentacji; obrona projektu</w:t>
+              <w:t>raport z wykonanego zadania, prezentacja projektu i dokumentacji, obrona projektu</w:t>
             </w:r>
           </w:p>
         </w:tc>

--- a/public/assets/files/stacjonarne/AMM.docx
+++ b/public/assets/files/stacjonarne/AMM.docx
@@ -1973,14 +1973,13 @@
       </w:tblPr>
       <w:tblGrid>
         <w:gridCol w:w="680"/>
-        <w:gridCol w:w="4536"/>
-        <w:gridCol w:w="4252"/>
+        <w:gridCol w:w="8788"/>
       </w:tblGrid>
       <w:tr>
         <w:tc>
           <w:tcPr>
             <w:tcW w:type="dxa" w:w="9468"/>
-            <w:gridSpan w:val="3"/>
+            <w:gridSpan w:val="2"/>
             <w:shd w:val="clear" w:color="auto" w:fill="D9D9D9"/>
           </w:tcPr>
           <w:p>
@@ -2022,7 +2021,7 @@
         </w:tc>
         <w:tc>
           <w:tcPr>
-            <w:tcW w:type="dxa" w:w="4536"/>
+            <w:tcW w:type="dxa" w:w="8788"/>
             <w:shd w:val="clear" w:color="auto" w:fill="D9D9D9"/>
           </w:tcPr>
           <w:p>
@@ -2036,27 +2035,7 @@
                 <w:i w:val="0"/>
                 <w:sz w:val="16"/>
               </w:rPr>
-              <w:t>Wykład</w:t>
-            </w:r>
-          </w:p>
-        </w:tc>
-        <w:tc>
-          <w:tcPr>
-            <w:tcW w:type="dxa" w:w="4252"/>
-            <w:shd w:val="clear" w:color="auto" w:fill="D9D9D9"/>
-          </w:tcPr>
-          <w:p>
-            <w:pPr>
-              <w:spacing w:before="20" w:after="20"/>
-            </w:pPr>
-            <w:r>
-              <w:rPr>
-                <w:rFonts w:ascii="Aptos" w:hAnsi="Aptos"/>
-                <w:b/>
-                <w:i w:val="0"/>
-                <w:sz w:val="16"/>
-              </w:rPr>
-              <w:t>Ćwiczenia / Laboratorium / Pracownia</w:t>
+              <w:t>Treści programowe</w:t>
             </w:r>
           </w:p>
         </w:tc>
@@ -2083,7 +2062,7 @@
         </w:tc>
         <w:tc>
           <w:tcPr>
-            <w:tcW w:type="dxa" w:w="4536"/>
+            <w:tcW w:type="dxa" w:w="8788"/>
           </w:tcPr>
           <w:p>
             <w:pPr>
@@ -2097,24 +2076,6 @@
                 <w:sz w:val="22"/>
               </w:rPr>
               <w:t>W01. Architektura monolityczna vs. mikroserwisowa – ewolucja podejść do budowy systemów. Definicja mikroserwisu. Zalety i wady. Kiedy stosować mikroserwisy, a kiedy monolit jest lepszym wyborem.</w:t>
-            </w:r>
-          </w:p>
-        </w:tc>
-        <w:tc>
-          <w:tcPr>
-            <w:tcW w:type="dxa" w:w="4252"/>
-          </w:tcPr>
-          <w:p>
-            <w:pPr>
-              <w:spacing w:before="20" w:after="20"/>
-            </w:pPr>
-            <w:r>
-              <w:rPr>
-                <w:rFonts w:ascii="Aptos" w:hAnsi="Aptos"/>
-                <w:b w:val="0"/>
-                <w:i w:val="0"/>
-                <w:sz w:val="22"/>
-              </w:rPr>
             </w:r>
           </w:p>
         </w:tc>
@@ -2141,7 +2102,7 @@
         </w:tc>
         <w:tc>
           <w:tcPr>
-            <w:tcW w:type="dxa" w:w="4536"/>
+            <w:tcW w:type="dxa" w:w="8788"/>
           </w:tcPr>
           <w:p>
             <w:pPr>
@@ -2155,24 +2116,6 @@
                 <w:sz w:val="22"/>
               </w:rPr>
               <w:t>W02. Domain-Driven Design jako podstawa dekompozycji. Bounded Context, ubiquitous language, agregaty, encje, obiekty wartości. Identyfikowanie granic mikroserwisów.</w:t>
-            </w:r>
-          </w:p>
-        </w:tc>
-        <w:tc>
-          <w:tcPr>
-            <w:tcW w:type="dxa" w:w="4252"/>
-          </w:tcPr>
-          <w:p>
-            <w:pPr>
-              <w:spacing w:before="20" w:after="20"/>
-            </w:pPr>
-            <w:r>
-              <w:rPr>
-                <w:rFonts w:ascii="Aptos" w:hAnsi="Aptos"/>
-                <w:b w:val="0"/>
-                <w:i w:val="0"/>
-                <w:sz w:val="22"/>
-              </w:rPr>
             </w:r>
           </w:p>
         </w:tc>
@@ -2199,7 +2142,7 @@
         </w:tc>
         <w:tc>
           <w:tcPr>
-            <w:tcW w:type="dxa" w:w="4536"/>
+            <w:tcW w:type="dxa" w:w="8788"/>
           </w:tcPr>
           <w:p>
             <w:pPr>
@@ -2213,24 +2156,6 @@
                 <w:sz w:val="22"/>
               </w:rPr>
               <w:t>W03. Komunikacja synchroniczna: REST i gRPC. Projektowanie kontraktów API (OpenAPI/Swagger). Wersjonowanie API. Zasady idempotentności.</w:t>
-            </w:r>
-          </w:p>
-        </w:tc>
-        <w:tc>
-          <w:tcPr>
-            <w:tcW w:type="dxa" w:w="4252"/>
-          </w:tcPr>
-          <w:p>
-            <w:pPr>
-              <w:spacing w:before="20" w:after="20"/>
-            </w:pPr>
-            <w:r>
-              <w:rPr>
-                <w:rFonts w:ascii="Aptos" w:hAnsi="Aptos"/>
-                <w:b w:val="0"/>
-                <w:i w:val="0"/>
-                <w:sz w:val="22"/>
-              </w:rPr>
             </w:r>
           </w:p>
         </w:tc>
@@ -2257,7 +2182,7 @@
         </w:tc>
         <w:tc>
           <w:tcPr>
-            <w:tcW w:type="dxa" w:w="4536"/>
+            <w:tcW w:type="dxa" w:w="8788"/>
           </w:tcPr>
           <w:p>
             <w:pPr>
@@ -2271,24 +2196,6 @@
                 <w:sz w:val="22"/>
               </w:rPr>
               <w:t>W04. Komunikacja asynchroniczna: message brokery (RabbitMQ, Apache Kafka). Wzorce: Publish/Subscribe, Event-Driven Architecture. Porównanie brokerów.</w:t>
-            </w:r>
-          </w:p>
-        </w:tc>
-        <w:tc>
-          <w:tcPr>
-            <w:tcW w:type="dxa" w:w="4252"/>
-          </w:tcPr>
-          <w:p>
-            <w:pPr>
-              <w:spacing w:before="20" w:after="20"/>
-            </w:pPr>
-            <w:r>
-              <w:rPr>
-                <w:rFonts w:ascii="Aptos" w:hAnsi="Aptos"/>
-                <w:b w:val="0"/>
-                <w:i w:val="0"/>
-                <w:sz w:val="22"/>
-              </w:rPr>
             </w:r>
           </w:p>
         </w:tc>
@@ -2315,7 +2222,7 @@
         </w:tc>
         <w:tc>
           <w:tcPr>
-            <w:tcW w:type="dxa" w:w="4536"/>
+            <w:tcW w:type="dxa" w:w="8788"/>
           </w:tcPr>
           <w:p>
             <w:pPr>
@@ -2329,24 +2236,6 @@
                 <w:sz w:val="22"/>
               </w:rPr>
               <w:t>W05. Wzorzec API Gateway: routing, load balancing, autentykacja, rate limiting. Service Discovery: podejście client-side i server-side (Consul, Eureka).</w:t>
-            </w:r>
-          </w:p>
-        </w:tc>
-        <w:tc>
-          <w:tcPr>
-            <w:tcW w:type="dxa" w:w="4252"/>
-          </w:tcPr>
-          <w:p>
-            <w:pPr>
-              <w:spacing w:before="20" w:after="20"/>
-            </w:pPr>
-            <w:r>
-              <w:rPr>
-                <w:rFonts w:ascii="Aptos" w:hAnsi="Aptos"/>
-                <w:b w:val="0"/>
-                <w:i w:val="0"/>
-                <w:sz w:val="22"/>
-              </w:rPr>
             </w:r>
           </w:p>
         </w:tc>
@@ -2373,7 +2262,7 @@
         </w:tc>
         <w:tc>
           <w:tcPr>
-            <w:tcW w:type="dxa" w:w="4536"/>
+            <w:tcW w:type="dxa" w:w="8788"/>
           </w:tcPr>
           <w:p>
             <w:pPr>
@@ -2387,24 +2276,6 @@
                 <w:sz w:val="22"/>
               </w:rPr>
               <w:t>W06. Odporność na błędy: wzorzec Circuit Breaker (Resilience4j, Hystrix), retry, timeout, bulkhead. Distributed tracing (Jaeger, Zipkin). Centralne logowanie (ELK Stack).</w:t>
-            </w:r>
-          </w:p>
-        </w:tc>
-        <w:tc>
-          <w:tcPr>
-            <w:tcW w:type="dxa" w:w="4252"/>
-          </w:tcPr>
-          <w:p>
-            <w:pPr>
-              <w:spacing w:before="20" w:after="20"/>
-            </w:pPr>
-            <w:r>
-              <w:rPr>
-                <w:rFonts w:ascii="Aptos" w:hAnsi="Aptos"/>
-                <w:b w:val="0"/>
-                <w:i w:val="0"/>
-                <w:sz w:val="22"/>
-              </w:rPr>
             </w:r>
           </w:p>
         </w:tc>
@@ -2431,7 +2302,7 @@
         </w:tc>
         <w:tc>
           <w:tcPr>
-            <w:tcW w:type="dxa" w:w="4536"/>
+            <w:tcW w:type="dxa" w:w="8788"/>
           </w:tcPr>
           <w:p>
             <w:pPr>
@@ -2445,24 +2316,6 @@
                 <w:sz w:val="22"/>
               </w:rPr>
               <w:t>W07. Zarządzanie danymi w mikroserwisach: database-per-service, eventual consistency, wzorce Saga (choreography vs. orchestration) i CQRS.</w:t>
-            </w:r>
-          </w:p>
-        </w:tc>
-        <w:tc>
-          <w:tcPr>
-            <w:tcW w:type="dxa" w:w="4252"/>
-          </w:tcPr>
-          <w:p>
-            <w:pPr>
-              <w:spacing w:before="20" w:after="20"/>
-            </w:pPr>
-            <w:r>
-              <w:rPr>
-                <w:rFonts w:ascii="Aptos" w:hAnsi="Aptos"/>
-                <w:b w:val="0"/>
-                <w:i w:val="0"/>
-                <w:sz w:val="22"/>
-              </w:rPr>
             </w:r>
           </w:p>
         </w:tc>
@@ -2489,7 +2342,7 @@
         </w:tc>
         <w:tc>
           <w:tcPr>
-            <w:tcW w:type="dxa" w:w="4536"/>
+            <w:tcW w:type="dxa" w:w="8788"/>
           </w:tcPr>
           <w:p>
             <w:pPr>
@@ -2503,24 +2356,6 @@
                 <w:sz w:val="22"/>
               </w:rPr>
               <w:t>W08. Event Sourcing: przechowywanie stanu jako sekwencji zdarzeń. Zalety i ograniczenia. Integracja z CQRS.</w:t>
-            </w:r>
-          </w:p>
-        </w:tc>
-        <w:tc>
-          <w:tcPr>
-            <w:tcW w:type="dxa" w:w="4252"/>
-          </w:tcPr>
-          <w:p>
-            <w:pPr>
-              <w:spacing w:before="20" w:after="20"/>
-            </w:pPr>
-            <w:r>
-              <w:rPr>
-                <w:rFonts w:ascii="Aptos" w:hAnsi="Aptos"/>
-                <w:b w:val="0"/>
-                <w:i w:val="0"/>
-                <w:sz w:val="22"/>
-              </w:rPr>
             </w:r>
           </w:p>
         </w:tc>
@@ -2547,7 +2382,7 @@
         </w:tc>
         <w:tc>
           <w:tcPr>
-            <w:tcW w:type="dxa" w:w="4536"/>
+            <w:tcW w:type="dxa" w:w="8788"/>
           </w:tcPr>
           <w:p>
             <w:pPr>
@@ -2561,24 +2396,6 @@
                 <w:sz w:val="22"/>
               </w:rPr>
               <w:t>W09. Mikrofrontendy: motywacja, definicja, podejścia integracji (build-time, run-time, iframe, Web Components, Module Federation). Porównanie podejść.</w:t>
-            </w:r>
-          </w:p>
-        </w:tc>
-        <w:tc>
-          <w:tcPr>
-            <w:tcW w:type="dxa" w:w="4252"/>
-          </w:tcPr>
-          <w:p>
-            <w:pPr>
-              <w:spacing w:before="20" w:after="20"/>
-            </w:pPr>
-            <w:r>
-              <w:rPr>
-                <w:rFonts w:ascii="Aptos" w:hAnsi="Aptos"/>
-                <w:b w:val="0"/>
-                <w:i w:val="0"/>
-                <w:sz w:val="22"/>
-              </w:rPr>
             </w:r>
           </w:p>
         </w:tc>
@@ -2605,7 +2422,7 @@
         </w:tc>
         <w:tc>
           <w:tcPr>
-            <w:tcW w:type="dxa" w:w="4536"/>
+            <w:tcW w:type="dxa" w:w="8788"/>
           </w:tcPr>
           <w:p>
             <w:pPr>
@@ -2619,24 +2436,6 @@
                 <w:sz w:val="22"/>
               </w:rPr>
               <w:t>W10. Webpack 5 Module Federation w szczegółach: host, remote, shared dependencies, dynamic imports. Wzorzec Shell Application.</w:t>
-            </w:r>
-          </w:p>
-        </w:tc>
-        <w:tc>
-          <w:tcPr>
-            <w:tcW w:type="dxa" w:w="4252"/>
-          </w:tcPr>
-          <w:p>
-            <w:pPr>
-              <w:spacing w:before="20" w:after="20"/>
-            </w:pPr>
-            <w:r>
-              <w:rPr>
-                <w:rFonts w:ascii="Aptos" w:hAnsi="Aptos"/>
-                <w:b w:val="0"/>
-                <w:i w:val="0"/>
-                <w:sz w:val="22"/>
-              </w:rPr>
             </w:r>
           </w:p>
         </w:tc>
@@ -2663,7 +2462,7 @@
         </w:tc>
         <w:tc>
           <w:tcPr>
-            <w:tcW w:type="dxa" w:w="4536"/>
+            <w:tcW w:type="dxa" w:w="8788"/>
           </w:tcPr>
           <w:p>
             <w:pPr>
@@ -2677,24 +2476,6 @@
                 <w:sz w:val="22"/>
               </w:rPr>
               <w:t>W11. Routing i zarządzanie stanem w aplikacjach mikrofrontendowych. Komunikacja między modułami: Custom Events, shared state, Event Bus.</w:t>
-            </w:r>
-          </w:p>
-        </w:tc>
-        <w:tc>
-          <w:tcPr>
-            <w:tcW w:type="dxa" w:w="4252"/>
-          </w:tcPr>
-          <w:p>
-            <w:pPr>
-              <w:spacing w:before="20" w:after="20"/>
-            </w:pPr>
-            <w:r>
-              <w:rPr>
-                <w:rFonts w:ascii="Aptos" w:hAnsi="Aptos"/>
-                <w:b w:val="0"/>
-                <w:i w:val="0"/>
-                <w:sz w:val="22"/>
-              </w:rPr>
             </w:r>
           </w:p>
         </w:tc>
@@ -2721,7 +2502,7 @@
         </w:tc>
         <w:tc>
           <w:tcPr>
-            <w:tcW w:type="dxa" w:w="4536"/>
+            <w:tcW w:type="dxa" w:w="8788"/>
           </w:tcPr>
           <w:p>
             <w:pPr>
@@ -2735,24 +2516,6 @@
                 <w:sz w:val="22"/>
               </w:rPr>
               <w:t>W12. Konteneryzacja: Docker w ekosystemie mikroserwisów. Dockerfile best practices, multi-stage build, sieci Docker, volumes. Docker Compose dla środowisk developerskich.</w:t>
-            </w:r>
-          </w:p>
-        </w:tc>
-        <w:tc>
-          <w:tcPr>
-            <w:tcW w:type="dxa" w:w="4252"/>
-          </w:tcPr>
-          <w:p>
-            <w:pPr>
-              <w:spacing w:before="20" w:after="20"/>
-            </w:pPr>
-            <w:r>
-              <w:rPr>
-                <w:rFonts w:ascii="Aptos" w:hAnsi="Aptos"/>
-                <w:b w:val="0"/>
-                <w:i w:val="0"/>
-                <w:sz w:val="22"/>
-              </w:rPr>
             </w:r>
           </w:p>
         </w:tc>
@@ -2779,7 +2542,7 @@
         </w:tc>
         <w:tc>
           <w:tcPr>
-            <w:tcW w:type="dxa" w:w="4536"/>
+            <w:tcW w:type="dxa" w:w="8788"/>
           </w:tcPr>
           <w:p>
             <w:pPr>
@@ -2793,24 +2556,6 @@
                 <w:sz w:val="22"/>
               </w:rPr>
               <w:t>W13. Kubernetes: architektura klastra (control plane, worker node). Obiekty: Pod, Deployment, Service, ConfigMap, Secret, Ingress. Skalowanie horyzontalne (HPA).</w:t>
-            </w:r>
-          </w:p>
-        </w:tc>
-        <w:tc>
-          <w:tcPr>
-            <w:tcW w:type="dxa" w:w="4252"/>
-          </w:tcPr>
-          <w:p>
-            <w:pPr>
-              <w:spacing w:before="20" w:after="20"/>
-            </w:pPr>
-            <w:r>
-              <w:rPr>
-                <w:rFonts w:ascii="Aptos" w:hAnsi="Aptos"/>
-                <w:b w:val="0"/>
-                <w:i w:val="0"/>
-                <w:sz w:val="22"/>
-              </w:rPr>
             </w:r>
           </w:p>
         </w:tc>
@@ -2837,7 +2582,7 @@
         </w:tc>
         <w:tc>
           <w:tcPr>
-            <w:tcW w:type="dxa" w:w="4536"/>
+            <w:tcW w:type="dxa" w:w="8788"/>
           </w:tcPr>
           <w:p>
             <w:pPr>
@@ -2851,24 +2596,6 @@
                 <w:sz w:val="22"/>
               </w:rPr>
               <w:t>W14. Bezpieczeństwo w architekturze mikroserwisowej: OAuth 2.0 i JWT na poziomie API Gateway, mTLS dla komunikacji wewnętrznej, zarządzanie sekretami (Vault).</w:t>
-            </w:r>
-          </w:p>
-        </w:tc>
-        <w:tc>
-          <w:tcPr>
-            <w:tcW w:type="dxa" w:w="4252"/>
-          </w:tcPr>
-          <w:p>
-            <w:pPr>
-              <w:spacing w:before="20" w:after="20"/>
-            </w:pPr>
-            <w:r>
-              <w:rPr>
-                <w:rFonts w:ascii="Aptos" w:hAnsi="Aptos"/>
-                <w:b w:val="0"/>
-                <w:i w:val="0"/>
-                <w:sz w:val="22"/>
-              </w:rPr>
             </w:r>
           </w:p>
         </w:tc>
@@ -2895,7 +2622,7 @@
         </w:tc>
         <w:tc>
           <w:tcPr>
-            <w:tcW w:type="dxa" w:w="4536"/>
+            <w:tcW w:type="dxa" w:w="8788"/>
           </w:tcPr>
           <w:p>
             <w:pPr>
@@ -2909,24 +2636,6 @@
                 <w:sz w:val="22"/>
               </w:rPr>
               <w:t>W15. Wzorce organizacyjne: Conway's Law, Team Topologies (stream-aligned, enabling, complicated subsystem, platform teams). Strategie migracji z monolitu: Strangler Fig Pattern. Podsumowanie kursu.</w:t>
-            </w:r>
-          </w:p>
-        </w:tc>
-        <w:tc>
-          <w:tcPr>
-            <w:tcW w:type="dxa" w:w="4252"/>
-          </w:tcPr>
-          <w:p>
-            <w:pPr>
-              <w:spacing w:before="20" w:after="20"/>
-            </w:pPr>
-            <w:r>
-              <w:rPr>
-                <w:rFonts w:ascii="Aptos" w:hAnsi="Aptos"/>
-                <w:b w:val="0"/>
-                <w:i w:val="0"/>
-                <w:sz w:val="22"/>
-              </w:rPr>
             </w:r>
           </w:p>
         </w:tc>
@@ -2953,7 +2662,7 @@
         </w:tc>
         <w:tc>
           <w:tcPr>
-            <w:tcW w:type="dxa" w:w="4536"/>
+            <w:tcW w:type="dxa" w:w="8788"/>
           </w:tcPr>
           <w:p>
             <w:pPr>
@@ -2967,24 +2676,6 @@
                 <w:sz w:val="22"/>
               </w:rPr>
               <w:t>L01. Konfiguracja środowiska: Docker Desktop, Node.js, VS Code. Uruchomienie pierwszego mikroserwisu w Node.js/Express. Dockeryzacja. Testowanie endpointów (Postman/curl).</w:t>
-            </w:r>
-          </w:p>
-        </w:tc>
-        <w:tc>
-          <w:tcPr>
-            <w:tcW w:type="dxa" w:w="4252"/>
-          </w:tcPr>
-          <w:p>
-            <w:pPr>
-              <w:spacing w:before="20" w:after="20"/>
-            </w:pPr>
-            <w:r>
-              <w:rPr>
-                <w:rFonts w:ascii="Aptos" w:hAnsi="Aptos"/>
-                <w:b w:val="0"/>
-                <w:i w:val="0"/>
-                <w:sz w:val="22"/>
-              </w:rPr>
             </w:r>
           </w:p>
         </w:tc>
@@ -3011,7 +2702,7 @@
         </w:tc>
         <w:tc>
           <w:tcPr>
-            <w:tcW w:type="dxa" w:w="4536"/>
+            <w:tcW w:type="dxa" w:w="8788"/>
           </w:tcPr>
           <w:p>
             <w:pPr>
@@ -3025,24 +2716,6 @@
                 <w:sz w:val="22"/>
               </w:rPr>
               <w:t>L02. Projektowanie systemu – dekompozycja domeny wybranej aplikacji (np. sklep internetowy) na mikroserwisy metodą Event Storming. Definiowanie kontraktów REST (OpenAPI).</w:t>
-            </w:r>
-          </w:p>
-        </w:tc>
-        <w:tc>
-          <w:tcPr>
-            <w:tcW w:type="dxa" w:w="4252"/>
-          </w:tcPr>
-          <w:p>
-            <w:pPr>
-              <w:spacing w:before="20" w:after="20"/>
-            </w:pPr>
-            <w:r>
-              <w:rPr>
-                <w:rFonts w:ascii="Aptos" w:hAnsi="Aptos"/>
-                <w:b w:val="0"/>
-                <w:i w:val="0"/>
-                <w:sz w:val="22"/>
-              </w:rPr>
             </w:r>
           </w:p>
         </w:tc>
@@ -3069,7 +2742,7 @@
         </w:tc>
         <w:tc>
           <w:tcPr>
-            <w:tcW w:type="dxa" w:w="4536"/>
+            <w:tcW w:type="dxa" w:w="8788"/>
           </w:tcPr>
           <w:p>
             <w:pPr>
@@ -3083,24 +2756,6 @@
                 <w:sz w:val="22"/>
               </w:rPr>
               <w:t>L03. Implementacja mikroserwisu nr 1 (np. serwis produktów) – REST API, walidacja, obsługa błędów, testy jednostkowe (Jest).</w:t>
-            </w:r>
-          </w:p>
-        </w:tc>
-        <w:tc>
-          <w:tcPr>
-            <w:tcW w:type="dxa" w:w="4252"/>
-          </w:tcPr>
-          <w:p>
-            <w:pPr>
-              <w:spacing w:before="20" w:after="20"/>
-            </w:pPr>
-            <w:r>
-              <w:rPr>
-                <w:rFonts w:ascii="Aptos" w:hAnsi="Aptos"/>
-                <w:b w:val="0"/>
-                <w:i w:val="0"/>
-                <w:sz w:val="22"/>
-              </w:rPr>
             </w:r>
           </w:p>
         </w:tc>
@@ -3127,7 +2782,7 @@
         </w:tc>
         <w:tc>
           <w:tcPr>
-            <w:tcW w:type="dxa" w:w="4536"/>
+            <w:tcW w:type="dxa" w:w="8788"/>
           </w:tcPr>
           <w:p>
             <w:pPr>
@@ -3141,24 +2796,6 @@
                 <w:sz w:val="22"/>
               </w:rPr>
               <w:t>L04. Implementacja mikroserwisu nr 2 (np. serwis zamówień) – komunikacja synchroniczna (REST) z serwisem produktów. Obsługa scenariuszy błędów.</w:t>
-            </w:r>
-          </w:p>
-        </w:tc>
-        <w:tc>
-          <w:tcPr>
-            <w:tcW w:type="dxa" w:w="4252"/>
-          </w:tcPr>
-          <w:p>
-            <w:pPr>
-              <w:spacing w:before="20" w:after="20"/>
-            </w:pPr>
-            <w:r>
-              <w:rPr>
-                <w:rFonts w:ascii="Aptos" w:hAnsi="Aptos"/>
-                <w:b w:val="0"/>
-                <w:i w:val="0"/>
-                <w:sz w:val="22"/>
-              </w:rPr>
             </w:r>
           </w:p>
         </w:tc>
@@ -3185,7 +2822,7 @@
         </w:tc>
         <w:tc>
           <w:tcPr>
-            <w:tcW w:type="dxa" w:w="4536"/>
+            <w:tcW w:type="dxa" w:w="8788"/>
           </w:tcPr>
           <w:p>
             <w:pPr>
@@ -3199,24 +2836,6 @@
                 <w:sz w:val="22"/>
               </w:rPr>
               <w:t>L05. Konfiguracja RabbitMQ w Docker Compose. Implementacja komunikacji asynchronicznej między serwisami (zdarzenie OrderPlaced → serwis notyfikacji).</w:t>
-            </w:r>
-          </w:p>
-        </w:tc>
-        <w:tc>
-          <w:tcPr>
-            <w:tcW w:type="dxa" w:w="4252"/>
-          </w:tcPr>
-          <w:p>
-            <w:pPr>
-              <w:spacing w:before="20" w:after="20"/>
-            </w:pPr>
-            <w:r>
-              <w:rPr>
-                <w:rFonts w:ascii="Aptos" w:hAnsi="Aptos"/>
-                <w:b w:val="0"/>
-                <w:i w:val="0"/>
-                <w:sz w:val="22"/>
-              </w:rPr>
             </w:r>
           </w:p>
         </w:tc>
@@ -3243,7 +2862,7 @@
         </w:tc>
         <w:tc>
           <w:tcPr>
-            <w:tcW w:type="dxa" w:w="4536"/>
+            <w:tcW w:type="dxa" w:w="8788"/>
           </w:tcPr>
           <w:p>
             <w:pPr>
@@ -3257,24 +2876,6 @@
                 <w:sz w:val="22"/>
               </w:rPr>
               <w:t>L06. Implementacja API Gateway w NGINX lub jako mikroserwis Node.js – routing do serwisów backendu, uwierzytelnianie JWT, rate limiting.</w:t>
-            </w:r>
-          </w:p>
-        </w:tc>
-        <w:tc>
-          <w:tcPr>
-            <w:tcW w:type="dxa" w:w="4252"/>
-          </w:tcPr>
-          <w:p>
-            <w:pPr>
-              <w:spacing w:before="20" w:after="20"/>
-            </w:pPr>
-            <w:r>
-              <w:rPr>
-                <w:rFonts w:ascii="Aptos" w:hAnsi="Aptos"/>
-                <w:b w:val="0"/>
-                <w:i w:val="0"/>
-                <w:sz w:val="22"/>
-              </w:rPr>
             </w:r>
           </w:p>
         </w:tc>
@@ -3301,7 +2902,7 @@
         </w:tc>
         <w:tc>
           <w:tcPr>
-            <w:tcW w:type="dxa" w:w="4536"/>
+            <w:tcW w:type="dxa" w:w="8788"/>
           </w:tcPr>
           <w:p>
             <w:pPr>
@@ -3315,24 +2916,6 @@
                 <w:sz w:val="22"/>
               </w:rPr>
               <w:t>L07. Wzorzec Circuit Breaker z użyciem biblioteki opossum (Node.js). Symulowanie awarii serwisu i testowanie mechanizmów fallback.</w:t>
-            </w:r>
-          </w:p>
-        </w:tc>
-        <w:tc>
-          <w:tcPr>
-            <w:tcW w:type="dxa" w:w="4252"/>
-          </w:tcPr>
-          <w:p>
-            <w:pPr>
-              <w:spacing w:before="20" w:after="20"/>
-            </w:pPr>
-            <w:r>
-              <w:rPr>
-                <w:rFonts w:ascii="Aptos" w:hAnsi="Aptos"/>
-                <w:b w:val="0"/>
-                <w:i w:val="0"/>
-                <w:sz w:val="22"/>
-              </w:rPr>
             </w:r>
           </w:p>
         </w:tc>
@@ -3359,7 +2942,7 @@
         </w:tc>
         <w:tc>
           <w:tcPr>
-            <w:tcW w:type="dxa" w:w="4536"/>
+            <w:tcW w:type="dxa" w:w="8788"/>
           </w:tcPr>
           <w:p>
             <w:pPr>
@@ -3373,24 +2956,6 @@
                 <w:sz w:val="22"/>
               </w:rPr>
               <w:t>L08. Podstawy Webpack Module Federation – konfiguracja hosta i remotu. Pierwszy mikrofrontend wystawiający komponent React/Vue.</w:t>
-            </w:r>
-          </w:p>
-        </w:tc>
-        <w:tc>
-          <w:tcPr>
-            <w:tcW w:type="dxa" w:w="4252"/>
-          </w:tcPr>
-          <w:p>
-            <w:pPr>
-              <w:spacing w:before="20" w:after="20"/>
-            </w:pPr>
-            <w:r>
-              <w:rPr>
-                <w:rFonts w:ascii="Aptos" w:hAnsi="Aptos"/>
-                <w:b w:val="0"/>
-                <w:i w:val="0"/>
-                <w:sz w:val="22"/>
-              </w:rPr>
             </w:r>
           </w:p>
         </w:tc>
@@ -3417,7 +2982,7 @@
         </w:tc>
         <w:tc>
           <w:tcPr>
-            <w:tcW w:type="dxa" w:w="4536"/>
+            <w:tcW w:type="dxa" w:w="8788"/>
           </w:tcPr>
           <w:p>
             <w:pPr>
@@ -3431,24 +2996,6 @@
                 <w:sz w:val="22"/>
               </w:rPr>
               <w:t>L09. Budowa aplikacji Shell – integracja co najmniej dwóch niezależnych modułów mikrofrontendowych. Dynamiczne ładowanie modułów.</w:t>
-            </w:r>
-          </w:p>
-        </w:tc>
-        <w:tc>
-          <w:tcPr>
-            <w:tcW w:type="dxa" w:w="4252"/>
-          </w:tcPr>
-          <w:p>
-            <w:pPr>
-              <w:spacing w:before="20" w:after="20"/>
-            </w:pPr>
-            <w:r>
-              <w:rPr>
-                <w:rFonts w:ascii="Aptos" w:hAnsi="Aptos"/>
-                <w:b w:val="0"/>
-                <w:i w:val="0"/>
-                <w:sz w:val="22"/>
-              </w:rPr>
             </w:r>
           </w:p>
         </w:tc>
@@ -3475,7 +3022,7 @@
         </w:tc>
         <w:tc>
           <w:tcPr>
-            <w:tcW w:type="dxa" w:w="4536"/>
+            <w:tcW w:type="dxa" w:w="8788"/>
           </w:tcPr>
           <w:p>
             <w:pPr>
@@ -3489,24 +3036,6 @@
                 <w:sz w:val="22"/>
               </w:rPr>
               <w:t>L10. Routing w aplikacji mikrofrontendowej. Komunikacja między modułami przy użyciu Custom Events i współdzielonego Event Bus.</w:t>
-            </w:r>
-          </w:p>
-        </w:tc>
-        <w:tc>
-          <w:tcPr>
-            <w:tcW w:type="dxa" w:w="4252"/>
-          </w:tcPr>
-          <w:p>
-            <w:pPr>
-              <w:spacing w:before="20" w:after="20"/>
-            </w:pPr>
-            <w:r>
-              <w:rPr>
-                <w:rFonts w:ascii="Aptos" w:hAnsi="Aptos"/>
-                <w:b w:val="0"/>
-                <w:i w:val="0"/>
-                <w:sz w:val="22"/>
-              </w:rPr>
             </w:r>
           </w:p>
         </w:tc>
@@ -3533,7 +3062,7 @@
         </w:tc>
         <w:tc>
           <w:tcPr>
-            <w:tcW w:type="dxa" w:w="4536"/>
+            <w:tcW w:type="dxa" w:w="8788"/>
           </w:tcPr>
           <w:p>
             <w:pPr>
@@ -3547,24 +3076,6 @@
                 <w:sz w:val="22"/>
               </w:rPr>
               <w:t>L11. Przygotowanie pełnego środowiska Docker Compose: backend (mikroserwisy + broker + baza danych) + frontend (shell + moduły). Demonstracja pełnej aplikacji.</w:t>
-            </w:r>
-          </w:p>
-        </w:tc>
-        <w:tc>
-          <w:tcPr>
-            <w:tcW w:type="dxa" w:w="4252"/>
-          </w:tcPr>
-          <w:p>
-            <w:pPr>
-              <w:spacing w:before="20" w:after="20"/>
-            </w:pPr>
-            <w:r>
-              <w:rPr>
-                <w:rFonts w:ascii="Aptos" w:hAnsi="Aptos"/>
-                <w:b w:val="0"/>
-                <w:i w:val="0"/>
-                <w:sz w:val="22"/>
-              </w:rPr>
             </w:r>
           </w:p>
         </w:tc>
@@ -3591,7 +3102,7 @@
         </w:tc>
         <w:tc>
           <w:tcPr>
-            <w:tcW w:type="dxa" w:w="4536"/>
+            <w:tcW w:type="dxa" w:w="8788"/>
           </w:tcPr>
           <w:p>
             <w:pPr>
@@ -3605,24 +3116,6 @@
                 <w:sz w:val="22"/>
               </w:rPr>
               <w:t>L12. Wdrożenie na Kubernetes (lokalnie: Minikube lub k3s) – tworzenie manifestów Deployment i Service dla każdego mikroserwisu. Konfiguracja Ingress.</w:t>
-            </w:r>
-          </w:p>
-        </w:tc>
-        <w:tc>
-          <w:tcPr>
-            <w:tcW w:type="dxa" w:w="4252"/>
-          </w:tcPr>
-          <w:p>
-            <w:pPr>
-              <w:spacing w:before="20" w:after="20"/>
-            </w:pPr>
-            <w:r>
-              <w:rPr>
-                <w:rFonts w:ascii="Aptos" w:hAnsi="Aptos"/>
-                <w:b w:val="0"/>
-                <w:i w:val="0"/>
-                <w:sz w:val="22"/>
-              </w:rPr>
             </w:r>
           </w:p>
         </w:tc>
@@ -3649,7 +3142,7 @@
         </w:tc>
         <w:tc>
           <w:tcPr>
-            <w:tcW w:type="dxa" w:w="4536"/>
+            <w:tcW w:type="dxa" w:w="8788"/>
           </w:tcPr>
           <w:p>
             <w:pPr>
@@ -3663,24 +3156,6 @@
                 <w:sz w:val="22"/>
               </w:rPr>
               <w:t>L13. Skalowanie i monitorowanie w Kubernetes – HPA, metryki (kubectl top), probes (liveness, readiness). Podstawy Helm: pakietowanie aplikacji jako Helm chart.</w:t>
-            </w:r>
-          </w:p>
-        </w:tc>
-        <w:tc>
-          <w:tcPr>
-            <w:tcW w:type="dxa" w:w="4252"/>
-          </w:tcPr>
-          <w:p>
-            <w:pPr>
-              <w:spacing w:before="20" w:after="20"/>
-            </w:pPr>
-            <w:r>
-              <w:rPr>
-                <w:rFonts w:ascii="Aptos" w:hAnsi="Aptos"/>
-                <w:b w:val="0"/>
-                <w:i w:val="0"/>
-                <w:sz w:val="22"/>
-              </w:rPr>
             </w:r>
           </w:p>
         </w:tc>
@@ -3707,7 +3182,7 @@
         </w:tc>
         <w:tc>
           <w:tcPr>
-            <w:tcW w:type="dxa" w:w="4536"/>
+            <w:tcW w:type="dxa" w:w="8788"/>
           </w:tcPr>
           <w:p>
             <w:pPr>
@@ -3721,24 +3196,6 @@
                 <w:sz w:val="22"/>
               </w:rPr>
               <w:t>L14. Przegląd i obrona projektów końcowych – prezentacja architektury, demonstracja działającego systemu, dyskusja decyzji projektowych.</w:t>
-            </w:r>
-          </w:p>
-        </w:tc>
-        <w:tc>
-          <w:tcPr>
-            <w:tcW w:type="dxa" w:w="4252"/>
-          </w:tcPr>
-          <w:p>
-            <w:pPr>
-              <w:spacing w:before="20" w:after="20"/>
-            </w:pPr>
-            <w:r>
-              <w:rPr>
-                <w:rFonts w:ascii="Aptos" w:hAnsi="Aptos"/>
-                <w:b w:val="0"/>
-                <w:i w:val="0"/>
-                <w:sz w:val="22"/>
-              </w:rPr>
             </w:r>
           </w:p>
         </w:tc>
@@ -3765,7 +3222,7 @@
         </w:tc>
         <w:tc>
           <w:tcPr>
-            <w:tcW w:type="dxa" w:w="4536"/>
+            <w:tcW w:type="dxa" w:w="8788"/>
           </w:tcPr>
           <w:p>
             <w:pPr>
@@ -3779,24 +3236,6 @@
                 <w:sz w:val="22"/>
               </w:rPr>
               <w:t>L15. Podsumowanie zajęć laboratoryjnych, omówienie wyników projektów, wskazówki do dalszego rozwoju (cloud providers: AWS ECS/EKS, GCP GKE, Azure AKS).</w:t>
-            </w:r>
-          </w:p>
-        </w:tc>
-        <w:tc>
-          <w:tcPr>
-            <w:tcW w:type="dxa" w:w="4252"/>
-          </w:tcPr>
-          <w:p>
-            <w:pPr>
-              <w:spacing w:before="20" w:after="20"/>
-            </w:pPr>
-            <w:r>
-              <w:rPr>
-                <w:rFonts w:ascii="Aptos" w:hAnsi="Aptos"/>
-                <w:b w:val="0"/>
-                <w:i w:val="0"/>
-                <w:sz w:val="22"/>
-              </w:rPr>
             </w:r>
           </w:p>
         </w:tc>
